--- a/docs/PentAGI中文使用手册-v2.2.docx
+++ b/docs/PentAGI中文使用手册-v2.2.docx
@@ -442,36 +442,36 @@
         </w:p>
         <w:p>
           <w:pPr>
+            <w:pStyle w:val="TOC2"/>
+            <w:tabs>
+              <w:tab w:val="right" w:pos="9306" w:leader="dot"/>
+            </w:tabs>
+          </w:pPr>
+          <w:hyperlink w:history="1" w:anchor="_Toc15">
+            <w:r>
+              <w:t xml:space="preserve">5.3　OpenCode Go 的两个坑</w:t>
+            </w:r>
+            <w:r>
+              <w:tab/>
+            </w:r>
+            <w:r>
+              <w:fldChar w:fldCharType="begin" w:dirty="true"/>
+              <w:instrText xml:space="preserve">PAGEREF _Toc15 \h</w:instrText>
+              <w:fldChar w:fldCharType="separate"/>
+              <w:fldChar w:fldCharType="end"/>
+            </w:r>
+          </w:hyperlink>
+        </w:p>
+        <w:p>
+          <w:pPr>
             <w:pStyle w:val="TOC1"/>
             <w:tabs>
               <w:tab w:val="right" w:pos="9306" w:leader="dot"/>
             </w:tabs>
           </w:pPr>
-          <w:hyperlink w:history="1" w:anchor="_Toc15">
+          <w:hyperlink w:history="1" w:anchor="_Toc16">
             <w:r>
               <w:t xml:space="preserve">6　跑第一个任务流</w:t>
-            </w:r>
-            <w:r>
-              <w:tab/>
-            </w:r>
-            <w:r>
-              <w:fldChar w:fldCharType="begin" w:dirty="true"/>
-              <w:instrText xml:space="preserve">PAGEREF _Toc15 \h</w:instrText>
-              <w:fldChar w:fldCharType="separate"/>
-              <w:fldChar w:fldCharType="end"/>
-            </w:r>
-          </w:hyperlink>
-        </w:p>
-        <w:p>
-          <w:pPr>
-            <w:pStyle w:val="TOC2"/>
-            <w:tabs>
-              <w:tab w:val="right" w:pos="9306" w:leader="dot"/>
-            </w:tabs>
-          </w:pPr>
-          <w:hyperlink w:history="1" w:anchor="_Toc16">
-            <w:r>
-              <w:t xml:space="preserve">6.1　创建</w:t>
             </w:r>
             <w:r>
               <w:tab/>
@@ -493,7 +493,7 @@
           </w:pPr>
           <w:hyperlink w:history="1" w:anchor="_Toc17">
             <w:r>
-              <w:t xml:space="preserve">6.2　执行过程怎么看</w:t>
+              <w:t xml:space="preserve">6.1　创建</w:t>
             </w:r>
             <w:r>
               <w:tab/>
@@ -515,7 +515,7 @@
           </w:pPr>
           <w:hyperlink w:history="1" w:anchor="_Toc18">
             <w:r>
-              <w:t xml:space="preserve">6.3　写指令的建议</w:t>
+              <w:t xml:space="preserve">6.2　执行过程怎么看</w:t>
             </w:r>
             <w:r>
               <w:tab/>
@@ -523,6 +523,28 @@
             <w:r>
               <w:fldChar w:fldCharType="begin" w:dirty="true"/>
               <w:instrText xml:space="preserve">PAGEREF _Toc18 \h</w:instrText>
+              <w:fldChar w:fldCharType="separate"/>
+              <w:fldChar w:fldCharType="end"/>
+            </w:r>
+          </w:hyperlink>
+        </w:p>
+        <w:p>
+          <w:pPr>
+            <w:pStyle w:val="TOC2"/>
+            <w:tabs>
+              <w:tab w:val="right" w:pos="9306" w:leader="dot"/>
+            </w:tabs>
+          </w:pPr>
+          <w:hyperlink w:history="1" w:anchor="_Toc19">
+            <w:r>
+              <w:t xml:space="preserve">6.3　写指令的建议</w:t>
+            </w:r>
+            <w:r>
+              <w:tab/>
+            </w:r>
+            <w:r>
+              <w:fldChar w:fldCharType="begin" w:dirty="true"/>
+              <w:instrText xml:space="preserve">PAGEREF _Toc19 \h</w:instrText>
               <w:fldChar w:fldCharType="separate"/>
               <w:fldChar w:fldCharType="end"/>
             </w:r>
@@ -535,31 +557,9 @@
               <w:tab w:val="right" w:pos="9306" w:leader="dot"/>
             </w:tabs>
           </w:pPr>
-          <w:hyperlink w:history="1" w:anchor="_Toc19">
+          <w:hyperlink w:history="1" w:anchor="_Toc20">
             <w:r>
               <w:t xml:space="preserve">7　模板、资源库与知识库</w:t>
-            </w:r>
-            <w:r>
-              <w:tab/>
-            </w:r>
-            <w:r>
-              <w:fldChar w:fldCharType="begin" w:dirty="true"/>
-              <w:instrText xml:space="preserve">PAGEREF _Toc19 \h</w:instrText>
-              <w:fldChar w:fldCharType="separate"/>
-              <w:fldChar w:fldCharType="end"/>
-            </w:r>
-          </w:hyperlink>
-        </w:p>
-        <w:p>
-          <w:pPr>
-            <w:pStyle w:val="TOC2"/>
-            <w:tabs>
-              <w:tab w:val="right" w:pos="9306" w:leader="dot"/>
-            </w:tabs>
-          </w:pPr>
-          <w:hyperlink w:history="1" w:anchor="_Toc20">
-            <w:r>
-              <w:t xml:space="preserve">7.1　模板</w:t>
             </w:r>
             <w:r>
               <w:tab/>
@@ -581,7 +581,7 @@
           </w:pPr>
           <w:hyperlink w:history="1" w:anchor="_Toc21">
             <w:r>
-              <w:t xml:space="preserve">7.2　资源库</w:t>
+              <w:t xml:space="preserve">7.1　模板</w:t>
             </w:r>
             <w:r>
               <w:tab/>
@@ -603,7 +603,7 @@
           </w:pPr>
           <w:hyperlink w:history="1" w:anchor="_Toc22">
             <w:r>
-              <w:t xml:space="preserve">7.3　知识库</w:t>
+              <w:t xml:space="preserve">7.2　资源库</w:t>
             </w:r>
             <w:r>
               <w:tab/>
@@ -618,14 +618,14 @@
         </w:p>
         <w:p>
           <w:pPr>
-            <w:pStyle w:val="TOC1"/>
+            <w:pStyle w:val="TOC2"/>
             <w:tabs>
               <w:tab w:val="right" w:pos="9306" w:leader="dot"/>
             </w:tabs>
           </w:pPr>
           <w:hyperlink w:history="1" w:anchor="_Toc23">
             <w:r>
-              <w:t xml:space="preserve">8　报告与导出</w:t>
+              <w:t xml:space="preserve">7.3　知识库</w:t>
             </w:r>
             <w:r>
               <w:tab/>
@@ -647,7 +647,7 @@
           </w:pPr>
           <w:hyperlink w:history="1" w:anchor="_Toc24">
             <w:r>
-              <w:t xml:space="preserve">9　日常运维</w:t>
+              <w:t xml:space="preserve">8　报告与导出</w:t>
             </w:r>
             <w:r>
               <w:tab/>
@@ -662,14 +662,14 @@
         </w:p>
         <w:p>
           <w:pPr>
-            <w:pStyle w:val="TOC2"/>
+            <w:pStyle w:val="TOC1"/>
             <w:tabs>
               <w:tab w:val="right" w:pos="9306" w:leader="dot"/>
             </w:tabs>
           </w:pPr>
           <w:hyperlink w:history="1" w:anchor="_Toc25">
             <w:r>
-              <w:t xml:space="preserve">9.1　启停与状态</w:t>
+              <w:t xml:space="preserve">9　日常运维</w:t>
             </w:r>
             <w:r>
               <w:tab/>
@@ -691,7 +691,7 @@
           </w:pPr>
           <w:hyperlink w:history="1" w:anchor="_Toc26">
             <w:r>
-              <w:t xml:space="preserve">9.2　升级</w:t>
+              <w:t xml:space="preserve">9.1　启停与状态</w:t>
             </w:r>
             <w:r>
               <w:tab/>
@@ -713,7 +713,7 @@
           </w:pPr>
           <w:hyperlink w:history="1" w:anchor="_Toc27">
             <w:r>
-              <w:t xml:space="preserve">9.3　备份</w:t>
+              <w:t xml:space="preserve">9.2　升级</w:t>
             </w:r>
             <w:r>
               <w:tab/>
@@ -735,7 +735,7 @@
           </w:pPr>
           <w:hyperlink w:history="1" w:anchor="_Toc28">
             <w:r>
-              <w:t xml:space="preserve">9.4　日志与资源</w:t>
+              <w:t xml:space="preserve">9.3　备份</w:t>
             </w:r>
             <w:r>
               <w:tab/>
@@ -750,14 +750,14 @@
         </w:p>
         <w:p>
           <w:pPr>
-            <w:pStyle w:val="TOC1"/>
+            <w:pStyle w:val="TOC2"/>
             <w:tabs>
               <w:tab w:val="right" w:pos="9306" w:leader="dot"/>
             </w:tabs>
           </w:pPr>
           <w:hyperlink w:history="1" w:anchor="_Toc29">
             <w:r>
-              <w:t xml:space="preserve">10　安全与合规</w:t>
+              <w:t xml:space="preserve">9.4　日志与资源</w:t>
             </w:r>
             <w:r>
               <w:tab/>
@@ -779,7 +779,7 @@
           </w:pPr>
           <w:hyperlink w:history="1" w:anchor="_Toc30">
             <w:r>
-              <w:t xml:space="preserve">11　常见问题</w:t>
+              <w:t xml:space="preserve">10　安全与合规</w:t>
             </w:r>
             <w:r>
               <w:tab/>
@@ -794,14 +794,14 @@
         </w:p>
         <w:p>
           <w:pPr>
-            <w:pStyle w:val="TOC2"/>
+            <w:pStyle w:val="TOC1"/>
             <w:tabs>
               <w:tab w:val="right" w:pos="9306" w:leader="dot"/>
             </w:tabs>
           </w:pPr>
           <w:hyperlink w:history="1" w:anchor="_Toc31">
             <w:r>
-              <w:t xml:space="preserve">11.1　启动时报端口被占用</w:t>
+              <w:t xml:space="preserve">11　常见问题</w:t>
             </w:r>
             <w:r>
               <w:tab/>
@@ -823,7 +823,7 @@
           </w:pPr>
           <w:hyperlink w:history="1" w:anchor="_Toc32">
             <w:r>
-              <w:t xml:space="preserve">11.2　镜像拉取很慢或失败</w:t>
+              <w:t xml:space="preserve">11.1　启动时报端口被占用</w:t>
             </w:r>
             <w:r>
               <w:tab/>
@@ -845,7 +845,7 @@
           </w:pPr>
           <w:hyperlink w:history="1" w:anchor="_Toc33">
             <w:r>
-              <w:t xml:space="preserve">11.3　模型连不上 / 一直重试</w:t>
+              <w:t xml:space="preserve">11.2　镜像拉取很慢或失败</w:t>
             </w:r>
             <w:r>
               <w:tab/>
@@ -867,7 +867,7 @@
           </w:pPr>
           <w:hyperlink w:history="1" w:anchor="_Toc34">
             <w:r>
-              <w:t xml:space="preserve">11.4　任务卡住或反复调同一个工具</w:t>
+              <w:t xml:space="preserve">11.3　模型连不上 / 一直重试</w:t>
             </w:r>
             <w:r>
               <w:tab/>
@@ -889,7 +889,7 @@
           </w:pPr>
           <w:hyperlink w:history="1" w:anchor="_Toc35">
             <w:r>
-              <w:t xml:space="preserve">11.5　内存不足 / 容器反复重启</w:t>
+              <w:t xml:space="preserve">11.4　任务卡住或反复调同一个工具</w:t>
             </w:r>
             <w:r>
               <w:tab/>
@@ -911,7 +911,7 @@
           </w:pPr>
           <w:hyperlink w:history="1" w:anchor="_Toc36">
             <w:r>
-              <w:t xml:space="preserve">11.6　界面想用中文</w:t>
+              <w:t xml:space="preserve">11.5　内存不足 / 容器反复重启</w:t>
             </w:r>
             <w:r>
               <w:tab/>
@@ -926,14 +926,14 @@
         </w:p>
         <w:p>
           <w:pPr>
-            <w:pStyle w:val="TOC1"/>
+            <w:pStyle w:val="TOC2"/>
             <w:tabs>
               <w:tab w:val="right" w:pos="9306" w:leader="dot"/>
             </w:tabs>
           </w:pPr>
           <w:hyperlink w:history="1" w:anchor="_Toc37">
             <w:r>
-              <w:t xml:space="preserve">附录 A　环境变量速查</w:t>
+              <w:t xml:space="preserve">11.6　界面想用中文</w:t>
             </w:r>
             <w:r>
               <w:tab/>
@@ -955,7 +955,7 @@
           </w:pPr>
           <w:hyperlink w:history="1" w:anchor="_Toc38">
             <w:r>
-              <w:t xml:space="preserve">附录 B　默认端口与目录</w:t>
+              <w:t xml:space="preserve">附录 A　环境变量速查</w:t>
             </w:r>
             <w:r>
               <w:tab/>
@@ -977,7 +977,7 @@
           </w:pPr>
           <w:hyperlink w:history="1" w:anchor="_Toc39">
             <w:r>
-              <w:t xml:space="preserve">附录 C　参考链接与版本记录</w:t>
+              <w:t xml:space="preserve">附录 B　默认端口与目录</w:t>
             </w:r>
             <w:r>
               <w:tab/>
@@ -985,6 +985,28 @@
             <w:r>
               <w:fldChar w:fldCharType="begin" w:dirty="true"/>
               <w:instrText xml:space="preserve">PAGEREF _Toc39 \h</w:instrText>
+              <w:fldChar w:fldCharType="separate"/>
+              <w:fldChar w:fldCharType="end"/>
+            </w:r>
+          </w:hyperlink>
+        </w:p>
+        <w:p>
+          <w:pPr>
+            <w:pStyle w:val="TOC1"/>
+            <w:tabs>
+              <w:tab w:val="right" w:pos="9306" w:leader="dot"/>
+            </w:tabs>
+          </w:pPr>
+          <w:hyperlink w:history="1" w:anchor="_Toc40">
+            <w:r>
+              <w:t xml:space="preserve">附录 C　参考链接与版本记录</w:t>
+            </w:r>
+            <w:r>
+              <w:tab/>
+            </w:r>
+            <w:r>
+              <w:fldChar w:fldCharType="begin" w:dirty="true"/>
+              <w:instrText xml:space="preserve">PAGEREF _Toc40 \h</w:instrText>
               <w:fldChar w:fldCharType="separate"/>
               <w:fldChar w:fldCharType="end"/>
             </w:r>
@@ -997,7 +1019,7 @@
               <w:tab w:val="right" w:pos="9306" w:leader="dot"/>
             </w:tabs>
           </w:pPr>
-          <w:hyperlink w:history="1" w:anchor="_Toc40">
+          <w:hyperlink w:history="1" w:anchor="_Toc41">
             <w:r>
               <w:t xml:space="preserve">版本记录</w:t>
             </w:r>
@@ -1006,7 +1028,7 @@
             </w:r>
             <w:r>
               <w:fldChar w:fldCharType="begin" w:dirty="true"/>
-              <w:instrText xml:space="preserve">PAGEREF _Toc40 \h</w:instrText>
+              <w:instrText xml:space="preserve">PAGEREF _Toc41 \h</w:instrText>
               <w:fldChar w:fldCharType="separate"/>
               <w:fldChar w:fldCharType="end"/>
             </w:r>
@@ -3684,7 +3706,7 @@
           <w:sz w:val="18"/>
           <w:szCs w:val="18"/>
         </w:rPr>
-        <w:t xml:space="preserve">Base URL: https://opencode.ai/inference/openai/v1</w:t>
+        <w:t xml:space="preserve">Base URL: https://opencode.ai/inference/v1</w:t>
       </w:r>
       <w:r>
         <w:rPr>
@@ -3694,7 +3716,34 @@
           <w:szCs w:val="18"/>
         </w:rPr>
         <w:br/>
-        <w:t xml:space="preserve">模型：glm-5.3 或 kimi-k3（只支持 chat/completions 系列模型）</w:t>
+        <w:t xml:space="preserve">Key: OpenCode Console 创建的 personal API key</w:t>
+      </w:r>
+      <w:r>
+        <w:rPr>
+          <w:rFonts w:ascii="Consolas" w:eastAsia="微软雅黑" w:hAnsi="Consolas"/>
+          <w:color w:val="24292F"/>
+          <w:sz w:val="18"/>
+          <w:szCs w:val="18"/>
+        </w:rPr>
+        <w:br/>
+        <w:t xml:space="preserve">模型：deepseek-v4.1-flash、kimi-k3 等（仅 chat/completions 系列）</w:t>
+      </w:r>
+    </w:p>
+    <w:p>
+      <w:pPr>
+        <w:spacing w:after="100" w:before="60" w:line="300"/>
+        <w:ind w:firstLine="420"/>
+        <w:jc w:val="both"/>
+      </w:pPr>
+      <w:r>
+        <w:rPr>
+          <w:rFonts w:ascii="Microsoft YaHei" w:eastAsia="微软雅黑" w:hAnsi="Microsoft YaHei"/>
+          <w:b w:val="false"/>
+          <w:bCs w:val="false"/>
+          <w:sz w:val="21"/>
+          <w:szCs w:val="21"/>
+        </w:rPr>
+        <w:t xml:space="preserve">Base URL 用不带 /openai 的地址：模型列表接口是 /inference/v1/models，带 /openai 会 404，界面里就会显示「No model found」。</w:t>
       </w:r>
     </w:p>
     <w:p>
@@ -3735,11 +3784,126 @@
     </w:p>
     <w:p>
       <w:pPr>
+        <w:pStyle w:val="Heading2"/>
+        <w:keepNext/>
+        <w:spacing w:after="100" w:before="220" w:line="300"/>
+      </w:pPr>
+      <w:bookmarkStart w:name="_Toc15" w:id="15"/>
+      <w:r>
+        <w:rPr>
+          <w:rFonts w:ascii="Microsoft YaHei" w:eastAsia="微软雅黑" w:hAnsi="Microsoft YaHei"/>
+          <w:b/>
+          <w:bCs/>
+          <w:color w:val="1A1A1A"/>
+          <w:sz w:val="24"/>
+          <w:szCs w:val="24"/>
+        </w:rPr>
+        <w:t xml:space="preserve">5.3　OpenCode Go 的两个坑</w:t>
+      </w:r>
+      <w:bookmarkEnd w:id="15"/>
+    </w:p>
+    <w:p>
+      <w:pPr>
+        <w:spacing w:after="100" w:before="60" w:line="300"/>
+        <w:ind w:firstLine="420"/>
+        <w:jc w:val="both"/>
+      </w:pPr>
+      <w:r>
+        <w:rPr>
+          <w:rFonts w:ascii="Microsoft YaHei" w:eastAsia="微软雅黑" w:hAnsi="Microsoft YaHei"/>
+          <w:b w:val="false"/>
+          <w:bCs w:val="false"/>
+          <w:sz w:val="21"/>
+          <w:szCs w:val="21"/>
+        </w:rPr>
+        <w:t xml:space="preserve">① 订阅额度不等于 API 额度。OpenCode Go 覆盖的是 OpenCode 自家客户端（CLI / 桌面端）的用量；把同一个 Key 拿到外部客户端（如本平台）调用 /inference 接口时，仍按 token 计费，账户余额为 0 会直接返回：</w:t>
+      </w:r>
+    </w:p>
+    <w:p>
+      <w:pPr>
+        <w:shd w:fill="F4F5F7" w:color="auto" w:val="clear"/>
+        <w:spacing w:after="140" w:before="80" w:line="260"/>
+        <w:ind w:left="200" w:right="200"/>
+        <w:jc w:val="left"/>
+      </w:pPr>
+      <w:r>
+        <w:rPr>
+          <w:rFonts w:ascii="Consolas" w:eastAsia="微软雅黑" w:hAnsi="Consolas"/>
+          <w:color w:val="24292F"/>
+          <w:sz w:val="18"/>
+          <w:szCs w:val="18"/>
+        </w:rPr>
+        <w:t xml:space="preserve">402 Payment Required</w:t>
+      </w:r>
+      <w:r>
+        <w:rPr>
+          <w:rFonts w:ascii="Consolas" w:eastAsia="微软雅黑" w:hAnsi="Consolas"/>
+          <w:color w:val="24292F"/>
+          <w:sz w:val="18"/>
+          <w:szCs w:val="18"/>
+        </w:rPr>
+        <w:br/>
+        <w:t xml:space="preserve">Upstream request failed: Insufficient account funds</w:t>
+      </w:r>
+    </w:p>
+    <w:p>
+      <w:pPr>
+        <w:spacing w:after="100" w:before="60" w:line="300"/>
+        <w:ind w:firstLine="420"/>
+        <w:jc w:val="both"/>
+      </w:pPr>
+      <w:r>
+        <w:rPr>
+          <w:rFonts w:ascii="Microsoft YaHei" w:eastAsia="微软雅黑" w:hAnsi="Microsoft YaHei"/>
+          <w:b w:val="false"/>
+          <w:bCs w:val="false"/>
+          <w:sz w:val="21"/>
+          <w:szCs w:val="21"/>
+        </w:rPr>
+        <w:t xml:space="preserve">要外部调用，需要去 Console → Extra usage 打开按量计费并充值（最低 5 美元）。控制台里显示的「Rolling / Weekly / Monthly 已用百分比」是客户端用量，不代表 API 有余额。</w:t>
+      </w:r>
+    </w:p>
+    <w:p>
+      <w:pPr>
+        <w:spacing w:after="100" w:before="60" w:line="300"/>
+        <w:ind w:firstLine="420"/>
+        <w:jc w:val="both"/>
+      </w:pPr>
+      <w:r>
+        <w:rPr>
+          <w:rFonts w:ascii="Microsoft YaHei" w:eastAsia="微软雅黑" w:hAnsi="Microsoft YaHei"/>
+          <w:b w:val="false"/>
+          <w:bCs w:val="false"/>
+          <w:sz w:val="21"/>
+          <w:szCs w:val="21"/>
+        </w:rPr>
+        <w:t xml:space="preserve">② 带 -free 后缀的模型只允许 OpenCode 客户端调用，外部调用返回 403；要外部可用，必须选付费/订阅覆盖的模型。</w:t>
+      </w:r>
+    </w:p>
+    <w:p>
+      <w:pPr>
+        <w:spacing w:after="100" w:before="60" w:line="300"/>
+        <w:ind w:firstLine="420"/>
+        <w:jc w:val="both"/>
+      </w:pPr>
+      <w:r>
+        <w:rPr>
+          <w:rFonts w:ascii="Microsoft YaHei" w:eastAsia="微软雅黑" w:hAnsi="Microsoft YaHei"/>
+          <w:b w:val="false"/>
+          <w:bCs w:val="false"/>
+          <w:sz w:val="21"/>
+          <w:szCs w:val="21"/>
+        </w:rPr>
+        <w:t xml:space="preserve">③ 想省钱又不想充值，可以另配一个直连服务商（如 DeepSeek），和 OpenCode Go 并存，哪个额度多用哪个。</w:t>
+      </w:r>
+    </w:p>
+    <w:p>
+      <w:pPr>
         <w:pStyle w:val="Heading1"/>
         <w:keepNext/>
         <w:spacing w:after="160" w:before="320" w:line="300"/>
       </w:pPr>
-      <w:bookmarkStart w:name="_Toc15" w:id="15"/>
+      <w:bookmarkStart w:name="_Toc16" w:id="16"/>
       <w:r>
         <w:rPr>
           <w:rFonts w:ascii="Microsoft YaHei" w:eastAsia="微软雅黑" w:hAnsi="Microsoft YaHei"/>
@@ -3751,7 +3915,7 @@
         </w:rPr>
         <w:t xml:space="preserve">6　跑第一个任务流</w:t>
       </w:r>
-      <w:bookmarkEnd w:id="15"/>
+      <w:bookmarkEnd w:id="16"/>
     </w:p>
     <w:p>
       <w:pPr>
@@ -3759,7 +3923,7 @@
         <w:keepNext/>
         <w:spacing w:after="100" w:before="220" w:line="300"/>
       </w:pPr>
-      <w:bookmarkStart w:name="_Toc16" w:id="16"/>
+      <w:bookmarkStart w:name="_Toc17" w:id="17"/>
       <w:r>
         <w:rPr>
           <w:rFonts w:ascii="Microsoft YaHei" w:eastAsia="微软雅黑" w:hAnsi="Microsoft YaHei"/>
@@ -3771,7 +3935,7 @@
         </w:rPr>
         <w:t xml:space="preserve">6.1　创建</w:t>
       </w:r>
-      <w:bookmarkEnd w:id="16"/>
+      <w:bookmarkEnd w:id="17"/>
     </w:p>
     <w:p>
       <w:pPr>
@@ -3843,7 +4007,7 @@
         <w:keepNext/>
         <w:spacing w:after="100" w:before="220" w:line="300"/>
       </w:pPr>
-      <w:bookmarkStart w:name="_Toc17" w:id="17"/>
+      <w:bookmarkStart w:name="_Toc18" w:id="18"/>
       <w:r>
         <w:rPr>
           <w:rFonts w:ascii="Microsoft YaHei" w:eastAsia="微软雅黑" w:hAnsi="Microsoft YaHei"/>
@@ -3855,7 +4019,7 @@
         </w:rPr>
         <w:t xml:space="preserve">6.2　执行过程怎么看</w:t>
       </w:r>
-      <w:bookmarkEnd w:id="17"/>
+      <w:bookmarkEnd w:id="18"/>
     </w:p>
     <w:p>
       <w:pPr>
@@ -3938,7 +4102,7 @@
         <w:keepNext/>
         <w:spacing w:after="100" w:before="220" w:line="300"/>
       </w:pPr>
-      <w:bookmarkStart w:name="_Toc18" w:id="18"/>
+      <w:bookmarkStart w:name="_Toc19" w:id="19"/>
       <w:r>
         <w:rPr>
           <w:rFonts w:ascii="Microsoft YaHei" w:eastAsia="微软雅黑" w:hAnsi="Microsoft YaHei"/>
@@ -3950,7 +4114,7 @@
         </w:rPr>
         <w:t xml:space="preserve">6.3　写指令的建议</w:t>
       </w:r>
-      <w:bookmarkEnd w:id="18"/>
+      <w:bookmarkEnd w:id="19"/>
     </w:p>
     <w:p>
       <w:pPr>
@@ -4018,7 +4182,7 @@
         <w:keepNext/>
         <w:spacing w:after="160" w:before="320" w:line="300"/>
       </w:pPr>
-      <w:bookmarkStart w:name="_Toc19" w:id="19"/>
+      <w:bookmarkStart w:name="_Toc20" w:id="20"/>
       <w:r>
         <w:rPr>
           <w:rFonts w:ascii="Microsoft YaHei" w:eastAsia="微软雅黑" w:hAnsi="Microsoft YaHei"/>
@@ -4030,7 +4194,7 @@
         </w:rPr>
         <w:t xml:space="preserve">7　模板、资源库与知识库</w:t>
       </w:r>
-      <w:bookmarkEnd w:id="19"/>
+      <w:bookmarkEnd w:id="20"/>
     </w:p>
     <w:p>
       <w:pPr>
@@ -4038,7 +4202,7 @@
         <w:keepNext/>
         <w:spacing w:after="100" w:before="220" w:line="300"/>
       </w:pPr>
-      <w:bookmarkStart w:name="_Toc20" w:id="20"/>
+      <w:bookmarkStart w:name="_Toc21" w:id="21"/>
       <w:r>
         <w:rPr>
           <w:rFonts w:ascii="Microsoft YaHei" w:eastAsia="微软雅黑" w:hAnsi="Microsoft YaHei"/>
@@ -4050,7 +4214,7 @@
         </w:rPr>
         <w:t xml:space="preserve">7.1　模板</w:t>
       </w:r>
-      <w:bookmarkEnd w:id="20"/>
+      <w:bookmarkEnd w:id="21"/>
     </w:p>
     <w:p>
       <w:pPr>
@@ -4075,7 +4239,7 @@
         <w:keepNext/>
         <w:spacing w:after="100" w:before="220" w:line="300"/>
       </w:pPr>
-      <w:bookmarkStart w:name="_Toc21" w:id="21"/>
+      <w:bookmarkStart w:name="_Toc22" w:id="22"/>
       <w:r>
         <w:rPr>
           <w:rFonts w:ascii="Microsoft YaHei" w:eastAsia="微软雅黑" w:hAnsi="Microsoft YaHei"/>
@@ -4087,7 +4251,7 @@
         </w:rPr>
         <w:t xml:space="preserve">7.2　资源库</w:t>
       </w:r>
-      <w:bookmarkEnd w:id="21"/>
+      <w:bookmarkEnd w:id="22"/>
     </w:p>
     <w:p>
       <w:pPr>
@@ -4112,7 +4276,7 @@
         <w:keepNext/>
         <w:spacing w:after="100" w:before="220" w:line="300"/>
       </w:pPr>
-      <w:bookmarkStart w:name="_Toc22" w:id="22"/>
+      <w:bookmarkStart w:name="_Toc23" w:id="23"/>
       <w:r>
         <w:rPr>
           <w:rFonts w:ascii="Microsoft YaHei" w:eastAsia="微软雅黑" w:hAnsi="Microsoft YaHei"/>
@@ -4124,7 +4288,7 @@
         </w:rPr>
         <w:t xml:space="preserve">7.3　知识库</w:t>
       </w:r>
-      <w:bookmarkEnd w:id="22"/>
+      <w:bookmarkEnd w:id="23"/>
     </w:p>
     <w:p>
       <w:pPr>
@@ -4149,7 +4313,7 @@
         <w:keepNext/>
         <w:spacing w:after="160" w:before="320" w:line="300"/>
       </w:pPr>
-      <w:bookmarkStart w:name="_Toc23" w:id="23"/>
+      <w:bookmarkStart w:name="_Toc24" w:id="24"/>
       <w:r>
         <w:rPr>
           <w:rFonts w:ascii="Microsoft YaHei" w:eastAsia="微软雅黑" w:hAnsi="Microsoft YaHei"/>
@@ -4161,7 +4325,7 @@
         </w:rPr>
         <w:t xml:space="preserve">8　报告与导出</w:t>
       </w:r>
-      <w:bookmarkEnd w:id="23"/>
+      <w:bookmarkEnd w:id="24"/>
     </w:p>
     <w:p>
       <w:pPr>
@@ -4250,7 +4414,7 @@
         <w:keepNext/>
         <w:spacing w:after="160" w:before="320" w:line="300"/>
       </w:pPr>
-      <w:bookmarkStart w:name="_Toc24" w:id="24"/>
+      <w:bookmarkStart w:name="_Toc25" w:id="25"/>
       <w:r>
         <w:rPr>
           <w:rFonts w:ascii="Microsoft YaHei" w:eastAsia="微软雅黑" w:hAnsi="Microsoft YaHei"/>
@@ -4262,7 +4426,7 @@
         </w:rPr>
         <w:t xml:space="preserve">9　日常运维</w:t>
       </w:r>
-      <w:bookmarkEnd w:id="24"/>
+      <w:bookmarkEnd w:id="25"/>
     </w:p>
     <w:p>
       <w:pPr>
@@ -4270,7 +4434,7 @@
         <w:keepNext/>
         <w:spacing w:after="100" w:before="220" w:line="300"/>
       </w:pPr>
-      <w:bookmarkStart w:name="_Toc25" w:id="25"/>
+      <w:bookmarkStart w:name="_Toc26" w:id="26"/>
       <w:r>
         <w:rPr>
           <w:rFonts w:ascii="Microsoft YaHei" w:eastAsia="微软雅黑" w:hAnsi="Microsoft YaHei"/>
@@ -4282,7 +4446,7 @@
         </w:rPr>
         <w:t xml:space="preserve">9.1　启停与状态</w:t>
       </w:r>
-      <w:bookmarkEnd w:id="25"/>
+      <w:bookmarkEnd w:id="26"/>
     </w:p>
     <w:p>
       <w:pPr>
@@ -4347,7 +4511,7 @@
         <w:keepNext/>
         <w:spacing w:after="100" w:before="220" w:line="300"/>
       </w:pPr>
-      <w:bookmarkStart w:name="_Toc26" w:id="26"/>
+      <w:bookmarkStart w:name="_Toc27" w:id="27"/>
       <w:r>
         <w:rPr>
           <w:rFonts w:ascii="Microsoft YaHei" w:eastAsia="微软雅黑" w:hAnsi="Microsoft YaHei"/>
@@ -4359,7 +4523,7 @@
         </w:rPr>
         <w:t xml:space="preserve">9.2　升级</w:t>
       </w:r>
-      <w:bookmarkEnd w:id="26"/>
+      <w:bookmarkEnd w:id="27"/>
     </w:p>
     <w:p>
       <w:pPr>
@@ -4404,7 +4568,7 @@
         <w:keepNext/>
         <w:spacing w:after="100" w:before="220" w:line="300"/>
       </w:pPr>
-      <w:bookmarkStart w:name="_Toc27" w:id="27"/>
+      <w:bookmarkStart w:name="_Toc28" w:id="28"/>
       <w:r>
         <w:rPr>
           <w:rFonts w:ascii="Microsoft YaHei" w:eastAsia="微软雅黑" w:hAnsi="Microsoft YaHei"/>
@@ -4416,7 +4580,7 @@
         </w:rPr>
         <w:t xml:space="preserve">9.3　备份</w:t>
       </w:r>
-      <w:bookmarkEnd w:id="27"/>
+      <w:bookmarkEnd w:id="28"/>
     </w:p>
     <w:p>
       <w:pPr>
@@ -4471,7 +4635,7 @@
         <w:keepNext/>
         <w:spacing w:after="100" w:before="220" w:line="300"/>
       </w:pPr>
-      <w:bookmarkStart w:name="_Toc28" w:id="28"/>
+      <w:bookmarkStart w:name="_Toc29" w:id="29"/>
       <w:r>
         <w:rPr>
           <w:rFonts w:ascii="Microsoft YaHei" w:eastAsia="微软雅黑" w:hAnsi="Microsoft YaHei"/>
@@ -4483,7 +4647,7 @@
         </w:rPr>
         <w:t xml:space="preserve">9.4　日志与资源</w:t>
       </w:r>
-      <w:bookmarkEnd w:id="28"/>
+      <w:bookmarkEnd w:id="29"/>
     </w:p>
     <w:p>
       <w:pPr>
@@ -4545,7 +4709,7 @@
         <w:keepNext/>
         <w:spacing w:after="160" w:before="320" w:line="300"/>
       </w:pPr>
-      <w:bookmarkStart w:name="_Toc29" w:id="29"/>
+      <w:bookmarkStart w:name="_Toc30" w:id="30"/>
       <w:r>
         <w:rPr>
           <w:rFonts w:ascii="Microsoft YaHei" w:eastAsia="微软雅黑" w:hAnsi="Microsoft YaHei"/>
@@ -4557,7 +4721,7 @@
         </w:rPr>
         <w:t xml:space="preserve">10　安全与合规</w:t>
       </w:r>
-      <w:bookmarkEnd w:id="29"/>
+      <w:bookmarkEnd w:id="30"/>
     </w:p>
     <w:p>
       <w:pPr>
@@ -4640,7 +4804,7 @@
         <w:keepNext/>
         <w:spacing w:after="160" w:before="320" w:line="300"/>
       </w:pPr>
-      <w:bookmarkStart w:name="_Toc30" w:id="30"/>
+      <w:bookmarkStart w:name="_Toc31" w:id="31"/>
       <w:r>
         <w:rPr>
           <w:rFonts w:ascii="Microsoft YaHei" w:eastAsia="微软雅黑" w:hAnsi="Microsoft YaHei"/>
@@ -4652,7 +4816,7 @@
         </w:rPr>
         <w:t xml:space="preserve">11　常见问题</w:t>
       </w:r>
-      <w:bookmarkEnd w:id="30"/>
+      <w:bookmarkEnd w:id="31"/>
     </w:p>
     <w:p>
       <w:pPr>
@@ -4660,7 +4824,7 @@
         <w:keepNext/>
         <w:spacing w:after="100" w:before="220" w:line="300"/>
       </w:pPr>
-      <w:bookmarkStart w:name="_Toc31" w:id="31"/>
+      <w:bookmarkStart w:name="_Toc32" w:id="32"/>
       <w:r>
         <w:rPr>
           <w:rFonts w:ascii="Microsoft YaHei" w:eastAsia="微软雅黑" w:hAnsi="Microsoft YaHei"/>
@@ -4672,7 +4836,7 @@
         </w:rPr>
         <w:t xml:space="preserve">11.1　启动时报端口被占用</w:t>
       </w:r>
-      <w:bookmarkEnd w:id="31"/>
+      <w:bookmarkEnd w:id="32"/>
     </w:p>
     <w:p>
       <w:pPr>
@@ -4697,7 +4861,7 @@
         <w:keepNext/>
         <w:spacing w:after="100" w:before="220" w:line="300"/>
       </w:pPr>
-      <w:bookmarkStart w:name="_Toc32" w:id="32"/>
+      <w:bookmarkStart w:name="_Toc33" w:id="33"/>
       <w:r>
         <w:rPr>
           <w:rFonts w:ascii="Microsoft YaHei" w:eastAsia="微软雅黑" w:hAnsi="Microsoft YaHei"/>
@@ -4709,7 +4873,7 @@
         </w:rPr>
         <w:t xml:space="preserve">11.2　镜像拉取很慢或失败</w:t>
       </w:r>
-      <w:bookmarkEnd w:id="32"/>
+      <w:bookmarkEnd w:id="33"/>
     </w:p>
     <w:p>
       <w:pPr>
@@ -4734,7 +4898,7 @@
         <w:keepNext/>
         <w:spacing w:after="100" w:before="220" w:line="300"/>
       </w:pPr>
-      <w:bookmarkStart w:name="_Toc33" w:id="33"/>
+      <w:bookmarkStart w:name="_Toc34" w:id="34"/>
       <w:r>
         <w:rPr>
           <w:rFonts w:ascii="Microsoft YaHei" w:eastAsia="微软雅黑" w:hAnsi="Microsoft YaHei"/>
@@ -4746,7 +4910,7 @@
         </w:rPr>
         <w:t xml:space="preserve">11.3　模型连不上 / 一直重试</w:t>
       </w:r>
-      <w:bookmarkEnd w:id="33"/>
+      <w:bookmarkEnd w:id="34"/>
     </w:p>
     <w:p>
       <w:pPr>
@@ -4771,7 +4935,7 @@
         <w:keepNext/>
         <w:spacing w:after="100" w:before="220" w:line="300"/>
       </w:pPr>
-      <w:bookmarkStart w:name="_Toc34" w:id="34"/>
+      <w:bookmarkStart w:name="_Toc35" w:id="35"/>
       <w:r>
         <w:rPr>
           <w:rFonts w:ascii="Microsoft YaHei" w:eastAsia="微软雅黑" w:hAnsi="Microsoft YaHei"/>
@@ -4783,7 +4947,7 @@
         </w:rPr>
         <w:t xml:space="preserve">11.4　任务卡住或反复调同一个工具</w:t>
       </w:r>
-      <w:bookmarkEnd w:id="34"/>
+      <w:bookmarkEnd w:id="35"/>
     </w:p>
     <w:p>
       <w:pPr>
@@ -4808,7 +4972,7 @@
         <w:keepNext/>
         <w:spacing w:after="100" w:before="220" w:line="300"/>
       </w:pPr>
-      <w:bookmarkStart w:name="_Toc35" w:id="35"/>
+      <w:bookmarkStart w:name="_Toc36" w:id="36"/>
       <w:r>
         <w:rPr>
           <w:rFonts w:ascii="Microsoft YaHei" w:eastAsia="微软雅黑" w:hAnsi="Microsoft YaHei"/>
@@ -4820,7 +4984,7 @@
         </w:rPr>
         <w:t xml:space="preserve">11.5　内存不足 / 容器反复重启</w:t>
       </w:r>
-      <w:bookmarkEnd w:id="35"/>
+      <w:bookmarkEnd w:id="36"/>
     </w:p>
     <w:p>
       <w:pPr>
@@ -4845,7 +5009,7 @@
         <w:keepNext/>
         <w:spacing w:after="100" w:before="220" w:line="300"/>
       </w:pPr>
-      <w:bookmarkStart w:name="_Toc36" w:id="36"/>
+      <w:bookmarkStart w:name="_Toc37" w:id="37"/>
       <w:r>
         <w:rPr>
           <w:rFonts w:ascii="Microsoft YaHei" w:eastAsia="微软雅黑" w:hAnsi="Microsoft YaHei"/>
@@ -4857,7 +5021,7 @@
         </w:rPr>
         <w:t xml:space="preserve">11.6　界面想用中文</w:t>
       </w:r>
-      <w:bookmarkEnd w:id="36"/>
+      <w:bookmarkEnd w:id="37"/>
     </w:p>
     <w:p>
       <w:pPr>
@@ -4882,7 +5046,7 @@
         <w:keepNext/>
         <w:spacing w:after="160" w:before="320" w:line="300"/>
       </w:pPr>
-      <w:bookmarkStart w:name="_Toc37" w:id="37"/>
+      <w:bookmarkStart w:name="_Toc38" w:id="38"/>
       <w:r>
         <w:rPr>
           <w:rFonts w:ascii="Microsoft YaHei" w:eastAsia="微软雅黑" w:hAnsi="Microsoft YaHei"/>
@@ -4894,7 +5058,7 @@
         </w:rPr>
         <w:t xml:space="preserve">附录 A　环境变量速查</w:t>
       </w:r>
-      <w:bookmarkEnd w:id="37"/>
+      <w:bookmarkEnd w:id="38"/>
     </w:p>
     <w:tbl>
       <w:tblPr>
@@ -5815,7 +5979,7 @@
         <w:keepNext/>
         <w:spacing w:after="160" w:before="320" w:line="300"/>
       </w:pPr>
-      <w:bookmarkStart w:name="_Toc38" w:id="38"/>
+      <w:bookmarkStart w:name="_Toc39" w:id="39"/>
       <w:r>
         <w:rPr>
           <w:rFonts w:ascii="Microsoft YaHei" w:eastAsia="微软雅黑" w:hAnsi="Microsoft YaHei"/>
@@ -5827,7 +5991,7 @@
         </w:rPr>
         <w:t xml:space="preserve">附录 B　默认端口与目录</w:t>
       </w:r>
-      <w:bookmarkEnd w:id="38"/>
+      <w:bookmarkEnd w:id="39"/>
     </w:p>
     <w:tbl>
       <w:tblPr>
@@ -6283,7 +6447,7 @@
         <w:keepNext/>
         <w:spacing w:after="160" w:before="320" w:line="300"/>
       </w:pPr>
-      <w:bookmarkStart w:name="_Toc39" w:id="39"/>
+      <w:bookmarkStart w:name="_Toc40" w:id="40"/>
       <w:r>
         <w:rPr>
           <w:rFonts w:ascii="Microsoft YaHei" w:eastAsia="微软雅黑" w:hAnsi="Microsoft YaHei"/>
@@ -6295,7 +6459,7 @@
         </w:rPr>
         <w:t xml:space="preserve">附录 C　参考链接与版本记录</w:t>
       </w:r>
-      <w:bookmarkEnd w:id="39"/>
+      <w:bookmarkEnd w:id="40"/>
     </w:p>
     <w:tbl>
       <w:tblPr>
@@ -6751,7 +6915,7 @@
         <w:keepNext/>
         <w:spacing w:after="100" w:before="220" w:line="300"/>
       </w:pPr>
-      <w:bookmarkStart w:name="_Toc40" w:id="40"/>
+      <w:bookmarkStart w:name="_Toc41" w:id="41"/>
       <w:r>
         <w:rPr>
           <w:rFonts w:ascii="Microsoft YaHei" w:eastAsia="微软雅黑" w:hAnsi="Microsoft YaHei"/>
@@ -6763,7 +6927,7 @@
         </w:rPr>
         <w:t xml:space="preserve">版本记录</w:t>
       </w:r>
-      <w:bookmarkEnd w:id="40"/>
+      <w:bookmarkEnd w:id="41"/>
     </w:p>
     <w:tbl>
       <w:tblPr>

--- a/docs/PentAGI中文使用手册-v2.2.docx
+++ b/docs/PentAGI中文使用手册-v2.2.docx
@@ -464,36 +464,36 @@
         </w:p>
         <w:p>
           <w:pPr>
+            <w:pStyle w:val="TOC2"/>
+            <w:tabs>
+              <w:tab w:val="right" w:pos="9306" w:leader="dot"/>
+            </w:tabs>
+          </w:pPr>
+          <w:hyperlink w:history="1" w:anchor="_Toc16">
+            <w:r>
+              <w:t xml:space="preserve">5.4　接入 DeepSeek（推荐首选）</w:t>
+            </w:r>
+            <w:r>
+              <w:tab/>
+            </w:r>
+            <w:r>
+              <w:fldChar w:fldCharType="begin" w:dirty="true"/>
+              <w:instrText xml:space="preserve">PAGEREF _Toc16 \h</w:instrText>
+              <w:fldChar w:fldCharType="separate"/>
+              <w:fldChar w:fldCharType="end"/>
+            </w:r>
+          </w:hyperlink>
+        </w:p>
+        <w:p>
+          <w:pPr>
             <w:pStyle w:val="TOC1"/>
             <w:tabs>
               <w:tab w:val="right" w:pos="9306" w:leader="dot"/>
             </w:tabs>
           </w:pPr>
-          <w:hyperlink w:history="1" w:anchor="_Toc16">
+          <w:hyperlink w:history="1" w:anchor="_Toc17">
             <w:r>
               <w:t xml:space="preserve">6　跑第一个任务流</w:t>
-            </w:r>
-            <w:r>
-              <w:tab/>
-            </w:r>
-            <w:r>
-              <w:fldChar w:fldCharType="begin" w:dirty="true"/>
-              <w:instrText xml:space="preserve">PAGEREF _Toc16 \h</w:instrText>
-              <w:fldChar w:fldCharType="separate"/>
-              <w:fldChar w:fldCharType="end"/>
-            </w:r>
-          </w:hyperlink>
-        </w:p>
-        <w:p>
-          <w:pPr>
-            <w:pStyle w:val="TOC2"/>
-            <w:tabs>
-              <w:tab w:val="right" w:pos="9306" w:leader="dot"/>
-            </w:tabs>
-          </w:pPr>
-          <w:hyperlink w:history="1" w:anchor="_Toc17">
-            <w:r>
-              <w:t xml:space="preserve">6.1　创建</w:t>
             </w:r>
             <w:r>
               <w:tab/>
@@ -515,7 +515,7 @@
           </w:pPr>
           <w:hyperlink w:history="1" w:anchor="_Toc18">
             <w:r>
-              <w:t xml:space="preserve">6.2　执行过程怎么看</w:t>
+              <w:t xml:space="preserve">6.1　创建</w:t>
             </w:r>
             <w:r>
               <w:tab/>
@@ -537,7 +537,7 @@
           </w:pPr>
           <w:hyperlink w:history="1" w:anchor="_Toc19">
             <w:r>
-              <w:t xml:space="preserve">6.3　写指令的建议</w:t>
+              <w:t xml:space="preserve">6.2　执行过程怎么看</w:t>
             </w:r>
             <w:r>
               <w:tab/>
@@ -545,6 +545,28 @@
             <w:r>
               <w:fldChar w:fldCharType="begin" w:dirty="true"/>
               <w:instrText xml:space="preserve">PAGEREF _Toc19 \h</w:instrText>
+              <w:fldChar w:fldCharType="separate"/>
+              <w:fldChar w:fldCharType="end"/>
+            </w:r>
+          </w:hyperlink>
+        </w:p>
+        <w:p>
+          <w:pPr>
+            <w:pStyle w:val="TOC2"/>
+            <w:tabs>
+              <w:tab w:val="right" w:pos="9306" w:leader="dot"/>
+            </w:tabs>
+          </w:pPr>
+          <w:hyperlink w:history="1" w:anchor="_Toc20">
+            <w:r>
+              <w:t xml:space="preserve">6.3　写指令的建议</w:t>
+            </w:r>
+            <w:r>
+              <w:tab/>
+            </w:r>
+            <w:r>
+              <w:fldChar w:fldCharType="begin" w:dirty="true"/>
+              <w:instrText xml:space="preserve">PAGEREF _Toc20 \h</w:instrText>
               <w:fldChar w:fldCharType="separate"/>
               <w:fldChar w:fldCharType="end"/>
             </w:r>
@@ -557,31 +579,9 @@
               <w:tab w:val="right" w:pos="9306" w:leader="dot"/>
             </w:tabs>
           </w:pPr>
-          <w:hyperlink w:history="1" w:anchor="_Toc20">
+          <w:hyperlink w:history="1" w:anchor="_Toc21">
             <w:r>
               <w:t xml:space="preserve">7　模板、资源库与知识库</w:t>
-            </w:r>
-            <w:r>
-              <w:tab/>
-            </w:r>
-            <w:r>
-              <w:fldChar w:fldCharType="begin" w:dirty="true"/>
-              <w:instrText xml:space="preserve">PAGEREF _Toc20 \h</w:instrText>
-              <w:fldChar w:fldCharType="separate"/>
-              <w:fldChar w:fldCharType="end"/>
-            </w:r>
-          </w:hyperlink>
-        </w:p>
-        <w:p>
-          <w:pPr>
-            <w:pStyle w:val="TOC2"/>
-            <w:tabs>
-              <w:tab w:val="right" w:pos="9306" w:leader="dot"/>
-            </w:tabs>
-          </w:pPr>
-          <w:hyperlink w:history="1" w:anchor="_Toc21">
-            <w:r>
-              <w:t xml:space="preserve">7.1　模板</w:t>
             </w:r>
             <w:r>
               <w:tab/>
@@ -603,7 +603,7 @@
           </w:pPr>
           <w:hyperlink w:history="1" w:anchor="_Toc22">
             <w:r>
-              <w:t xml:space="preserve">7.2　资源库</w:t>
+              <w:t xml:space="preserve">7.1　模板</w:t>
             </w:r>
             <w:r>
               <w:tab/>
@@ -625,7 +625,7 @@
           </w:pPr>
           <w:hyperlink w:history="1" w:anchor="_Toc23">
             <w:r>
-              <w:t xml:space="preserve">7.3　知识库</w:t>
+              <w:t xml:space="preserve">7.2　资源库</w:t>
             </w:r>
             <w:r>
               <w:tab/>
@@ -640,14 +640,14 @@
         </w:p>
         <w:p>
           <w:pPr>
-            <w:pStyle w:val="TOC1"/>
+            <w:pStyle w:val="TOC2"/>
             <w:tabs>
               <w:tab w:val="right" w:pos="9306" w:leader="dot"/>
             </w:tabs>
           </w:pPr>
           <w:hyperlink w:history="1" w:anchor="_Toc24">
             <w:r>
-              <w:t xml:space="preserve">8　报告与导出</w:t>
+              <w:t xml:space="preserve">7.3　知识库</w:t>
             </w:r>
             <w:r>
               <w:tab/>
@@ -669,7 +669,7 @@
           </w:pPr>
           <w:hyperlink w:history="1" w:anchor="_Toc25">
             <w:r>
-              <w:t xml:space="preserve">9　日常运维</w:t>
+              <w:t xml:space="preserve">8　报告与导出</w:t>
             </w:r>
             <w:r>
               <w:tab/>
@@ -684,14 +684,14 @@
         </w:p>
         <w:p>
           <w:pPr>
-            <w:pStyle w:val="TOC2"/>
+            <w:pStyle w:val="TOC1"/>
             <w:tabs>
               <w:tab w:val="right" w:pos="9306" w:leader="dot"/>
             </w:tabs>
           </w:pPr>
           <w:hyperlink w:history="1" w:anchor="_Toc26">
             <w:r>
-              <w:t xml:space="preserve">9.1　启停与状态</w:t>
+              <w:t xml:space="preserve">9　日常运维</w:t>
             </w:r>
             <w:r>
               <w:tab/>
@@ -713,7 +713,7 @@
           </w:pPr>
           <w:hyperlink w:history="1" w:anchor="_Toc27">
             <w:r>
-              <w:t xml:space="preserve">9.2　升级</w:t>
+              <w:t xml:space="preserve">9.1　启停与状态</w:t>
             </w:r>
             <w:r>
               <w:tab/>
@@ -735,7 +735,7 @@
           </w:pPr>
           <w:hyperlink w:history="1" w:anchor="_Toc28">
             <w:r>
-              <w:t xml:space="preserve">9.3　备份</w:t>
+              <w:t xml:space="preserve">9.2　升级</w:t>
             </w:r>
             <w:r>
               <w:tab/>
@@ -757,7 +757,7 @@
           </w:pPr>
           <w:hyperlink w:history="1" w:anchor="_Toc29">
             <w:r>
-              <w:t xml:space="preserve">9.4　日志与资源</w:t>
+              <w:t xml:space="preserve">9.3　备份</w:t>
             </w:r>
             <w:r>
               <w:tab/>
@@ -772,14 +772,14 @@
         </w:p>
         <w:p>
           <w:pPr>
-            <w:pStyle w:val="TOC1"/>
+            <w:pStyle w:val="TOC2"/>
             <w:tabs>
               <w:tab w:val="right" w:pos="9306" w:leader="dot"/>
             </w:tabs>
           </w:pPr>
           <w:hyperlink w:history="1" w:anchor="_Toc30">
             <w:r>
-              <w:t xml:space="preserve">10　安全与合规</w:t>
+              <w:t xml:space="preserve">9.4　日志与资源</w:t>
             </w:r>
             <w:r>
               <w:tab/>
@@ -801,7 +801,7 @@
           </w:pPr>
           <w:hyperlink w:history="1" w:anchor="_Toc31">
             <w:r>
-              <w:t xml:space="preserve">11　常见问题</w:t>
+              <w:t xml:space="preserve">10　安全与合规</w:t>
             </w:r>
             <w:r>
               <w:tab/>
@@ -816,14 +816,14 @@
         </w:p>
         <w:p>
           <w:pPr>
-            <w:pStyle w:val="TOC2"/>
+            <w:pStyle w:val="TOC1"/>
             <w:tabs>
               <w:tab w:val="right" w:pos="9306" w:leader="dot"/>
             </w:tabs>
           </w:pPr>
           <w:hyperlink w:history="1" w:anchor="_Toc32">
             <w:r>
-              <w:t xml:space="preserve">11.1　启动时报端口被占用</w:t>
+              <w:t xml:space="preserve">11　常见问题</w:t>
             </w:r>
             <w:r>
               <w:tab/>
@@ -845,7 +845,7 @@
           </w:pPr>
           <w:hyperlink w:history="1" w:anchor="_Toc33">
             <w:r>
-              <w:t xml:space="preserve">11.2　镜像拉取很慢或失败</w:t>
+              <w:t xml:space="preserve">11.1　启动时报端口被占用</w:t>
             </w:r>
             <w:r>
               <w:tab/>
@@ -867,7 +867,7 @@
           </w:pPr>
           <w:hyperlink w:history="1" w:anchor="_Toc34">
             <w:r>
-              <w:t xml:space="preserve">11.3　模型连不上 / 一直重试</w:t>
+              <w:t xml:space="preserve">11.2　镜像拉取很慢或失败</w:t>
             </w:r>
             <w:r>
               <w:tab/>
@@ -889,7 +889,7 @@
           </w:pPr>
           <w:hyperlink w:history="1" w:anchor="_Toc35">
             <w:r>
-              <w:t xml:space="preserve">11.4　任务卡住或反复调同一个工具</w:t>
+              <w:t xml:space="preserve">11.3　模型连不上 / 一直重试</w:t>
             </w:r>
             <w:r>
               <w:tab/>
@@ -911,7 +911,7 @@
           </w:pPr>
           <w:hyperlink w:history="1" w:anchor="_Toc36">
             <w:r>
-              <w:t xml:space="preserve">11.5　内存不足 / 容器反复重启</w:t>
+              <w:t xml:space="preserve">11.4　任务卡住或反复调同一个工具</w:t>
             </w:r>
             <w:r>
               <w:tab/>
@@ -933,7 +933,7 @@
           </w:pPr>
           <w:hyperlink w:history="1" w:anchor="_Toc37">
             <w:r>
-              <w:t xml:space="preserve">11.6　界面想用中文</w:t>
+              <w:t xml:space="preserve">11.5　内存不足 / 容器反复重启</w:t>
             </w:r>
             <w:r>
               <w:tab/>
@@ -948,14 +948,14 @@
         </w:p>
         <w:p>
           <w:pPr>
-            <w:pStyle w:val="TOC1"/>
+            <w:pStyle w:val="TOC2"/>
             <w:tabs>
               <w:tab w:val="right" w:pos="9306" w:leader="dot"/>
             </w:tabs>
           </w:pPr>
           <w:hyperlink w:history="1" w:anchor="_Toc38">
             <w:r>
-              <w:t xml:space="preserve">附录 A　环境变量速查</w:t>
+              <w:t xml:space="preserve">11.6　界面想用中文</w:t>
             </w:r>
             <w:r>
               <w:tab/>
@@ -977,7 +977,7 @@
           </w:pPr>
           <w:hyperlink w:history="1" w:anchor="_Toc39">
             <w:r>
-              <w:t xml:space="preserve">附录 B　默认端口与目录</w:t>
+              <w:t xml:space="preserve">附录 A　环境变量速查</w:t>
             </w:r>
             <w:r>
               <w:tab/>
@@ -999,7 +999,7 @@
           </w:pPr>
           <w:hyperlink w:history="1" w:anchor="_Toc40">
             <w:r>
-              <w:t xml:space="preserve">附录 C　参考链接与版本记录</w:t>
+              <w:t xml:space="preserve">附录 B　默认端口与目录</w:t>
             </w:r>
             <w:r>
               <w:tab/>
@@ -1007,6 +1007,28 @@
             <w:r>
               <w:fldChar w:fldCharType="begin" w:dirty="true"/>
               <w:instrText xml:space="preserve">PAGEREF _Toc40 \h</w:instrText>
+              <w:fldChar w:fldCharType="separate"/>
+              <w:fldChar w:fldCharType="end"/>
+            </w:r>
+          </w:hyperlink>
+        </w:p>
+        <w:p>
+          <w:pPr>
+            <w:pStyle w:val="TOC1"/>
+            <w:tabs>
+              <w:tab w:val="right" w:pos="9306" w:leader="dot"/>
+            </w:tabs>
+          </w:pPr>
+          <w:hyperlink w:history="1" w:anchor="_Toc41">
+            <w:r>
+              <w:t xml:space="preserve">附录 C　参考链接与版本记录</w:t>
+            </w:r>
+            <w:r>
+              <w:tab/>
+            </w:r>
+            <w:r>
+              <w:fldChar w:fldCharType="begin" w:dirty="true"/>
+              <w:instrText xml:space="preserve">PAGEREF _Toc41 \h</w:instrText>
               <w:fldChar w:fldCharType="separate"/>
               <w:fldChar w:fldCharType="end"/>
             </w:r>
@@ -1019,7 +1041,7 @@
               <w:tab w:val="right" w:pos="9306" w:leader="dot"/>
             </w:tabs>
           </w:pPr>
-          <w:hyperlink w:history="1" w:anchor="_Toc41">
+          <w:hyperlink w:history="1" w:anchor="_Toc42">
             <w:r>
               <w:t xml:space="preserve">版本记录</w:t>
             </w:r>
@@ -1028,7 +1050,7 @@
             </w:r>
             <w:r>
               <w:fldChar w:fldCharType="begin" w:dirty="true"/>
-              <w:instrText xml:space="preserve">PAGEREF _Toc41 \h</w:instrText>
+              <w:instrText xml:space="preserve">PAGEREF _Toc42 \h</w:instrText>
               <w:fldChar w:fldCharType="separate"/>
               <w:fldChar w:fldCharType="end"/>
             </w:r>
@@ -3899,31 +3921,11 @@
     </w:p>
     <w:p>
       <w:pPr>
-        <w:pStyle w:val="Heading1"/>
-        <w:keepNext/>
-        <w:spacing w:after="160" w:before="320" w:line="300"/>
-      </w:pPr>
-      <w:bookmarkStart w:name="_Toc16" w:id="16"/>
-      <w:r>
-        <w:rPr>
-          <w:rFonts w:ascii="Microsoft YaHei" w:eastAsia="微软雅黑" w:hAnsi="Microsoft YaHei"/>
-          <w:b/>
-          <w:bCs/>
-          <w:color w:val="1A1A1A"/>
-          <w:sz w:val="30"/>
-          <w:szCs w:val="30"/>
-        </w:rPr>
-        <w:t xml:space="preserve">6　跑第一个任务流</w:t>
-      </w:r>
-      <w:bookmarkEnd w:id="16"/>
-    </w:p>
-    <w:p>
-      <w:pPr>
         <w:pStyle w:val="Heading2"/>
         <w:keepNext/>
         <w:spacing w:after="100" w:before="220" w:line="300"/>
       </w:pPr>
-      <w:bookmarkStart w:name="_Toc17" w:id="17"/>
+      <w:bookmarkStart w:name="_Toc16" w:id="16"/>
       <w:r>
         <w:rPr>
           <w:rFonts w:ascii="Microsoft YaHei" w:eastAsia="微软雅黑" w:hAnsi="Microsoft YaHei"/>
@@ -3933,9 +3935,9 @@
           <w:sz w:val="24"/>
           <w:szCs w:val="24"/>
         </w:rPr>
-        <w:t xml:space="preserve">6.1　创建</w:t>
-      </w:r>
-      <w:bookmarkEnd w:id="17"/>
+        <w:t xml:space="preserve">5.4　接入 DeepSeek（推荐首选）</w:t>
+      </w:r>
+      <w:bookmarkEnd w:id="16"/>
     </w:p>
     <w:p>
       <w:pPr>
@@ -3951,7 +3953,7 @@
           <w:sz w:val="21"/>
           <w:szCs w:val="21"/>
         </w:rPr>
-        <w:t xml:space="preserve">任务流 → 新建任务流，页面有两种模式：</w:t>
+        <w:t xml:space="preserve">DeepSeek 国内直连、按量计费、单价低，适合先把平台跑通。完整步骤：</w:t>
       </w:r>
     </w:p>
     <w:p>
@@ -3966,7 +3968,7 @@
           <w:sz w:val="21"/>
           <w:szCs w:val="21"/>
         </w:rPr>
-        <w:t xml:space="preserve">·  自动化：给目标和一句话任务，Agent 自主规划并执行，适合“对某站点做黑盒测试”这类目标明确的任务</w:t>
+        <w:t xml:space="preserve">·  platform.deepseek.com 注册并充值（10 元起），左侧「API keys」→ 创建 API key。</w:t>
       </w:r>
     </w:p>
     <w:p>
@@ -3981,45 +3983,8 @@
           <w:sz w:val="21"/>
           <w:szCs w:val="21"/>
         </w:rPr>
-        <w:t xml:space="preserve">·  助手 Agent：对话式，适合边聊边确认、逐步推进</w:t>
-      </w:r>
-    </w:p>
-    <w:p>
-      <w:pPr>
-        <w:spacing w:after="100" w:before="60" w:line="300"/>
-        <w:ind w:firstLine="420"/>
-        <w:jc w:val="both"/>
-      </w:pPr>
-      <w:r>
-        <w:rPr>
-          <w:rFonts w:ascii="Microsoft YaHei" w:eastAsia="微软雅黑" w:hAnsi="Microsoft YaHei"/>
-          <w:b w:val="false"/>
-          <w:bCs w:val="false"/>
-          <w:sz w:val="21"/>
-          <w:szCs w:val="21"/>
-        </w:rPr>
-        <w:t xml:space="preserve">在输入框写清目标，例如：对 http://10.0.0.5:8080 做黑盒渗透测试，重点关注越权、SQL 注入、文件上传；只测试该地址，不要扫描同网段其他主机；输出中文报告。</w:t>
-      </w:r>
-    </w:p>
-    <w:p>
-      <w:pPr>
-        <w:pStyle w:val="Heading2"/>
-        <w:keepNext/>
-        <w:spacing w:after="100" w:before="220" w:line="300"/>
-      </w:pPr>
-      <w:bookmarkStart w:name="_Toc18" w:id="18"/>
-      <w:r>
-        <w:rPr>
-          <w:rFonts w:ascii="Microsoft YaHei" w:eastAsia="微软雅黑" w:hAnsi="Microsoft YaHei"/>
-          <w:b/>
-          <w:bCs/>
-          <w:color w:val="1A1A1A"/>
-          <w:sz w:val="24"/>
-          <w:szCs w:val="24"/>
-        </w:rPr>
-        <w:t xml:space="preserve">6.2　执行过程怎么看</w:t>
-      </w:r>
-      <w:bookmarkEnd w:id="18"/>
+        <w:t xml:space="preserve">·  创建弹窗里立即完整复制（sk- 开头共 35 位）。关掉弹窗后列表只显示带 * 的掩码，再复制那串就会 401。</w:t>
+      </w:r>
     </w:p>
     <w:p>
       <w:pPr>
@@ -4033,7 +3998,7 @@
           <w:sz w:val="21"/>
           <w:szCs w:val="21"/>
         </w:rPr>
-        <w:t xml:space="preserve">·  任务页：左侧是任务/子任务树，右侧是当前 Agent 的命令与输出</w:t>
+        <w:t xml:space="preserve">·  写入 .env：DEEPSEEK_API_KEY=完整Key，然后 docker compose up -d --force-recreate pentagi。</w:t>
       </w:r>
     </w:p>
     <w:p>
@@ -4048,345 +4013,7 @@
           <w:sz w:val="21"/>
           <w:szCs w:val="21"/>
         </w:rPr>
-        <w:t xml:space="preserve">·  Agent 日志：每个角色的思考与工具调用，可搜索</w:t>
-      </w:r>
-    </w:p>
-    <w:p>
-      <w:pPr>
-        <w:spacing w:after="30" w:before="30" w:line="300"/>
-        <w:ind w:left="420" w:hanging="210"/>
-        <w:jc w:val="left"/>
-      </w:pPr>
-      <w:r>
-        <w:rPr>
-          <w:rFonts w:ascii="Microsoft YaHei" w:eastAsia="微软雅黑" w:hAnsi="Microsoft YaHei"/>
-          <w:sz w:val="21"/>
-          <w:szCs w:val="21"/>
-        </w:rPr>
-        <w:t xml:space="preserve">·  终端：沙箱里的真实 shell 输出</w:t>
-      </w:r>
-    </w:p>
-    <w:p>
-      <w:pPr>
-        <w:spacing w:after="30" w:before="30" w:line="300"/>
-        <w:ind w:left="420" w:hanging="210"/>
-        <w:jc w:val="left"/>
-      </w:pPr>
-      <w:r>
-        <w:rPr>
-          <w:rFonts w:ascii="Microsoft YaHei" w:eastAsia="微软雅黑" w:hAnsi="Microsoft YaHei"/>
-          <w:sz w:val="21"/>
-          <w:szCs w:val="21"/>
-        </w:rPr>
-        <w:t xml:space="preserve">·  截图：Agent 用浏览器访问目标时抓的页面</w:t>
-      </w:r>
-    </w:p>
-    <w:p>
-      <w:pPr>
-        <w:spacing w:after="30" w:before="30" w:line="300"/>
-        <w:ind w:left="420" w:hanging="210"/>
-        <w:jc w:val="left"/>
-      </w:pPr>
-      <w:r>
-        <w:rPr>
-          <w:rFonts w:ascii="Microsoft YaHei" w:eastAsia="微软雅黑" w:hAnsi="Microsoft YaHei"/>
-          <w:sz w:val="21"/>
-          <w:szCs w:val="21"/>
-        </w:rPr>
-        <w:t xml:space="preserve">·  随时可以「停止」，结束时点「结束」销毁沙箱</w:t>
-      </w:r>
-    </w:p>
-    <w:p>
-      <w:pPr>
-        <w:pStyle w:val="Heading2"/>
-        <w:keepNext/>
-        <w:spacing w:after="100" w:before="220" w:line="300"/>
-      </w:pPr>
-      <w:bookmarkStart w:name="_Toc19" w:id="19"/>
-      <w:r>
-        <w:rPr>
-          <w:rFonts w:ascii="Microsoft YaHei" w:eastAsia="微软雅黑" w:hAnsi="Microsoft YaHei"/>
-          <w:b/>
-          <w:bCs/>
-          <w:color w:val="1A1A1A"/>
-          <w:sz w:val="24"/>
-          <w:szCs w:val="24"/>
-        </w:rPr>
-        <w:t xml:space="preserve">6.3　写指令的建议</w:t>
-      </w:r>
-      <w:bookmarkEnd w:id="19"/>
-    </w:p>
-    <w:p>
-      <w:pPr>
-        <w:spacing w:after="30" w:before="30" w:line="300"/>
-        <w:ind w:left="420" w:hanging="210"/>
-        <w:jc w:val="left"/>
-      </w:pPr>
-      <w:r>
-        <w:rPr>
-          <w:rFonts w:ascii="Microsoft YaHei" w:eastAsia="微软雅黑" w:hAnsi="Microsoft YaHei"/>
-          <w:sz w:val="21"/>
-          <w:szCs w:val="21"/>
-        </w:rPr>
-        <w:t xml:space="preserve">·  明确边界：只测哪些域名/IP/端口，禁止扫描其他资产</w:t>
-      </w:r>
-    </w:p>
-    <w:p>
-      <w:pPr>
-        <w:spacing w:after="30" w:before="30" w:line="300"/>
-        <w:ind w:left="420" w:hanging="210"/>
-        <w:jc w:val="left"/>
-      </w:pPr>
-      <w:r>
-        <w:rPr>
-          <w:rFonts w:ascii="Microsoft YaHei" w:eastAsia="微软雅黑" w:hAnsi="Microsoft YaHei"/>
-          <w:sz w:val="21"/>
-          <w:szCs w:val="21"/>
-        </w:rPr>
-        <w:t xml:space="preserve">·  明确禁止项：不删数据、不上传后门、不做拒绝服务</w:t>
-      </w:r>
-    </w:p>
-    <w:p>
-      <w:pPr>
-        <w:spacing w:after="30" w:before="30" w:line="300"/>
-        <w:ind w:left="420" w:hanging="210"/>
-        <w:jc w:val="left"/>
-      </w:pPr>
-      <w:r>
-        <w:rPr>
-          <w:rFonts w:ascii="Microsoft YaHei" w:eastAsia="微软雅黑" w:hAnsi="Microsoft YaHei"/>
-          <w:sz w:val="21"/>
-          <w:szCs w:val="21"/>
-        </w:rPr>
-        <w:t xml:space="preserve">·  明确产出：要哪些内容（漏洞名称、位置、复现步骤、证据、修复建议）、按什么排序</w:t>
-      </w:r>
-    </w:p>
-    <w:p>
-      <w:pPr>
-        <w:spacing w:after="30" w:before="30" w:line="300"/>
-        <w:ind w:left="420" w:hanging="210"/>
-        <w:jc w:val="left"/>
-      </w:pPr>
-      <w:r>
-        <w:rPr>
-          <w:rFonts w:ascii="Microsoft YaHei" w:eastAsia="微软雅黑" w:hAnsi="Microsoft YaHei"/>
-          <w:sz w:val="21"/>
-          <w:szCs w:val="21"/>
-        </w:rPr>
-        <w:t xml:space="preserve">·  给凭据：需要登录态时，在指令里写测试账号密码</w:t>
-      </w:r>
-    </w:p>
-    <w:p>
-      <w:pPr>
-        <w:pStyle w:val="Heading1"/>
-        <w:keepNext/>
-        <w:spacing w:after="160" w:before="320" w:line="300"/>
-      </w:pPr>
-      <w:bookmarkStart w:name="_Toc20" w:id="20"/>
-      <w:r>
-        <w:rPr>
-          <w:rFonts w:ascii="Microsoft YaHei" w:eastAsia="微软雅黑" w:hAnsi="Microsoft YaHei"/>
-          <w:b/>
-          <w:bCs/>
-          <w:color w:val="1A1A1A"/>
-          <w:sz w:val="30"/>
-          <w:szCs w:val="30"/>
-        </w:rPr>
-        <w:t xml:space="preserve">7　模板、资源库与知识库</w:t>
-      </w:r>
-      <w:bookmarkEnd w:id="20"/>
-    </w:p>
-    <w:p>
-      <w:pPr>
-        <w:pStyle w:val="Heading2"/>
-        <w:keepNext/>
-        <w:spacing w:after="100" w:before="220" w:line="300"/>
-      </w:pPr>
-      <w:bookmarkStart w:name="_Toc21" w:id="21"/>
-      <w:r>
-        <w:rPr>
-          <w:rFonts w:ascii="Microsoft YaHei" w:eastAsia="微软雅黑" w:hAnsi="Microsoft YaHei"/>
-          <w:b/>
-          <w:bCs/>
-          <w:color w:val="1A1A1A"/>
-          <w:sz w:val="24"/>
-          <w:szCs w:val="24"/>
-        </w:rPr>
-        <w:t xml:space="preserve">7.1　模板</w:t>
-      </w:r>
-      <w:bookmarkEnd w:id="21"/>
-    </w:p>
-    <w:p>
-      <w:pPr>
-        <w:spacing w:after="100" w:before="60" w:line="300"/>
-        <w:ind w:firstLine="420"/>
-        <w:jc w:val="both"/>
-      </w:pPr>
-      <w:r>
-        <w:rPr>
-          <w:rFonts w:ascii="Microsoft YaHei" w:eastAsia="微软雅黑" w:hAnsi="Microsoft YaHei"/>
-          <w:b w:val="false"/>
-          <w:bCs w:val="false"/>
-          <w:sz w:val="21"/>
-          <w:szCs w:val="21"/>
-        </w:rPr>
-        <w:t xml:space="preserve">把重复使用的任务描述（例如“政务云等保三级 Web 自查”）存成模板，下次新建任务流时直接选，减少重复描述。</w:t>
-      </w:r>
-    </w:p>
-    <w:p>
-      <w:pPr>
-        <w:pStyle w:val="Heading2"/>
-        <w:keepNext/>
-        <w:spacing w:after="100" w:before="220" w:line="300"/>
-      </w:pPr>
-      <w:bookmarkStart w:name="_Toc22" w:id="22"/>
-      <w:r>
-        <w:rPr>
-          <w:rFonts w:ascii="Microsoft YaHei" w:eastAsia="微软雅黑" w:hAnsi="Microsoft YaHei"/>
-          <w:b/>
-          <w:bCs/>
-          <w:color w:val="1A1A1A"/>
-          <w:sz w:val="24"/>
-          <w:szCs w:val="24"/>
-        </w:rPr>
-        <w:t xml:space="preserve">7.2　资源库</w:t>
-      </w:r>
-      <w:bookmarkEnd w:id="22"/>
-    </w:p>
-    <w:p>
-      <w:pPr>
-        <w:spacing w:after="100" w:before="60" w:line="300"/>
-        <w:ind w:firstLine="420"/>
-        <w:jc w:val="both"/>
-      </w:pPr>
-      <w:r>
-        <w:rPr>
-          <w:rFonts w:ascii="Microsoft YaHei" w:eastAsia="微软雅黑" w:hAnsi="Microsoft YaHei"/>
-          <w:b w:val="false"/>
-          <w:bCs w:val="false"/>
-          <w:sz w:val="21"/>
-          <w:szCs w:val="21"/>
-        </w:rPr>
-        <w:t xml:space="preserve">上传字典、接口文档、源码包等，Agent 在任务中可以读取。支持文件夹、拖拽上传，单文件 300 MB、单次 2 GB。</w:t>
-      </w:r>
-    </w:p>
-    <w:p>
-      <w:pPr>
-        <w:pStyle w:val="Heading2"/>
-        <w:keepNext/>
-        <w:spacing w:after="100" w:before="220" w:line="300"/>
-      </w:pPr>
-      <w:bookmarkStart w:name="_Toc23" w:id="23"/>
-      <w:r>
-        <w:rPr>
-          <w:rFonts w:ascii="Microsoft YaHei" w:eastAsia="微软雅黑" w:hAnsi="Microsoft YaHei"/>
-          <w:b/>
-          <w:bCs/>
-          <w:color w:val="1A1A1A"/>
-          <w:sz w:val="24"/>
-          <w:szCs w:val="24"/>
-        </w:rPr>
-        <w:t xml:space="preserve">7.3　知识库</w:t>
-      </w:r>
-      <w:bookmarkEnd w:id="23"/>
-    </w:p>
-    <w:p>
-      <w:pPr>
-        <w:spacing w:after="100" w:before="60" w:line="300"/>
-        <w:ind w:firstLine="420"/>
-        <w:jc w:val="both"/>
-      </w:pPr>
-      <w:r>
-        <w:rPr>
-          <w:rFonts w:ascii="Microsoft YaHei" w:eastAsia="微软雅黑" w:hAnsi="Microsoft YaHei"/>
-          <w:b w:val="false"/>
-          <w:bCs w:val="false"/>
-          <w:sz w:val="21"/>
-          <w:szCs w:val="21"/>
-        </w:rPr>
-        <w:t xml:space="preserve">把方法论、历史漏洞结论、客户环境说明写成知识条目，平台会向量化，Agent 规划时检索。条目类型：指南、答案、代码等。</w:t>
-      </w:r>
-    </w:p>
-    <w:p>
-      <w:pPr>
-        <w:pStyle w:val="Heading1"/>
-        <w:keepNext/>
-        <w:spacing w:after="160" w:before="320" w:line="300"/>
-      </w:pPr>
-      <w:bookmarkStart w:name="_Toc24" w:id="24"/>
-      <w:r>
-        <w:rPr>
-          <w:rFonts w:ascii="Microsoft YaHei" w:eastAsia="微软雅黑" w:hAnsi="Microsoft YaHei"/>
-          <w:b/>
-          <w:bCs/>
-          <w:color w:val="1A1A1A"/>
-          <w:sz w:val="30"/>
-          <w:szCs w:val="30"/>
-        </w:rPr>
-        <w:t xml:space="preserve">8　报告与导出</w:t>
-      </w:r>
-      <w:bookmarkEnd w:id="24"/>
-    </w:p>
-    <w:p>
-      <w:pPr>
-        <w:spacing w:after="100" w:before="60" w:line="300"/>
-        <w:ind w:firstLine="420"/>
-        <w:jc w:val="both"/>
-      </w:pPr>
-      <w:r>
-        <w:rPr>
-          <w:rFonts w:ascii="Microsoft YaHei" w:eastAsia="微软雅黑" w:hAnsi="Microsoft YaHei"/>
-          <w:b w:val="false"/>
-          <w:bCs w:val="false"/>
-          <w:sz w:val="21"/>
-          <w:szCs w:val="21"/>
-        </w:rPr>
-        <w:t xml:space="preserve">任务流跑完后，报告页可以：</w:t>
-      </w:r>
-    </w:p>
-    <w:p>
-      <w:pPr>
-        <w:spacing w:after="30" w:before="30" w:line="300"/>
-        <w:ind w:left="420" w:hanging="210"/>
-        <w:jc w:val="left"/>
-      </w:pPr>
-      <w:r>
-        <w:rPr>
-          <w:rFonts w:ascii="Microsoft YaHei" w:eastAsia="微软雅黑" w:hAnsi="Microsoft YaHei"/>
-          <w:sz w:val="21"/>
-          <w:szCs w:val="21"/>
-        </w:rPr>
-        <w:t xml:space="preserve">·  网页查看：漏洞列表、证据、攻击链、Token 与成本统计</w:t>
-      </w:r>
-    </w:p>
-    <w:p>
-      <w:pPr>
-        <w:spacing w:after="30" w:before="30" w:line="300"/>
-        <w:ind w:left="420" w:hanging="210"/>
-        <w:jc w:val="left"/>
-      </w:pPr>
-      <w:r>
-        <w:rPr>
-          <w:rFonts w:ascii="Microsoft YaHei" w:eastAsia="微软雅黑" w:hAnsi="Microsoft YaHei"/>
-          <w:sz w:val="21"/>
-          <w:szCs w:val="21"/>
-        </w:rPr>
-        <w:t xml:space="preserve">·  导出 Markdown / PDF：直接给客户或存档</w:t>
-      </w:r>
-    </w:p>
-    <w:p>
-      <w:pPr>
-        <w:spacing w:after="30" w:before="30" w:line="300"/>
-        <w:ind w:left="420" w:hanging="210"/>
-        <w:jc w:val="left"/>
-      </w:pPr>
-      <w:r>
-        <w:rPr>
-          <w:rFonts w:ascii="Microsoft YaHei" w:eastAsia="微软雅黑" w:hAnsi="Microsoft YaHei"/>
-          <w:sz w:val="21"/>
-          <w:szCs w:val="21"/>
-        </w:rPr>
-        <w:t xml:space="preserve">·  复制内容：粘到自己的报告模板里二次加工</w:t>
+        <w:t xml:space="preserve">·  界面 → 设置 → 模型服务商 → 新建，类型选 deepseek，模型填 deepseek-chat，测试通过后创建。</w:t>
       </w:r>
     </w:p>
     <w:p>
@@ -4405,7 +4032,7 @@
           <w:sz w:val="20"/>
           <w:szCs w:val="20"/>
         </w:rPr>
-        <w:t xml:space="preserve">报告语言跟随指令。中文报告请在任务描述或提示词里明确写“报告与漏洞说明使用简体中文”。</w:t>
+        <w:t xml:space="preserve">报错对照：401 多为复制了掩码或带了空格（用 echo 长度 应为 35）；402 是余额不足；404 是模型名写错。deepseek-chat 实际可能路由到 flash 版本，属正常。</w:t>
       </w:r>
     </w:p>
     <w:p>
@@ -4414,7 +4041,7 @@
         <w:keepNext/>
         <w:spacing w:after="160" w:before="320" w:line="300"/>
       </w:pPr>
-      <w:bookmarkStart w:name="_Toc25" w:id="25"/>
+      <w:bookmarkStart w:name="_Toc17" w:id="17"/>
       <w:r>
         <w:rPr>
           <w:rFonts w:ascii="Microsoft YaHei" w:eastAsia="微软雅黑" w:hAnsi="Microsoft YaHei"/>
@@ -4424,9 +4051,9 @@
           <w:sz w:val="30"/>
           <w:szCs w:val="30"/>
         </w:rPr>
-        <w:t xml:space="preserve">9　日常运维</w:t>
-      </w:r>
-      <w:bookmarkEnd w:id="25"/>
+        <w:t xml:space="preserve">6　跑第一个任务流</w:t>
+      </w:r>
+      <w:bookmarkEnd w:id="17"/>
     </w:p>
     <w:p>
       <w:pPr>
@@ -4434,7 +4061,7 @@
         <w:keepNext/>
         <w:spacing w:after="100" w:before="220" w:line="300"/>
       </w:pPr>
-      <w:bookmarkStart w:name="_Toc26" w:id="26"/>
+      <w:bookmarkStart w:name="_Toc18" w:id="18"/>
       <w:r>
         <w:rPr>
           <w:rFonts w:ascii="Microsoft YaHei" w:eastAsia="微软雅黑" w:hAnsi="Microsoft YaHei"/>
@@ -4444,65 +4071,72 @@
           <w:sz w:val="24"/>
           <w:szCs w:val="24"/>
         </w:rPr>
-        <w:t xml:space="preserve">9.1　启停与状态</w:t>
-      </w:r>
-      <w:bookmarkEnd w:id="26"/>
-    </w:p>
-    <w:p>
-      <w:pPr>
-        <w:shd w:fill="F4F5F7" w:color="auto" w:val="clear"/>
-        <w:spacing w:after="140" w:before="80" w:line="260"/>
-        <w:ind w:left="200" w:right="200"/>
+        <w:t xml:space="preserve">6.1　创建</w:t>
+      </w:r>
+      <w:bookmarkEnd w:id="18"/>
+    </w:p>
+    <w:p>
+      <w:pPr>
+        <w:spacing w:after="100" w:before="60" w:line="300"/>
+        <w:ind w:firstLine="420"/>
+        <w:jc w:val="both"/>
+      </w:pPr>
+      <w:r>
+        <w:rPr>
+          <w:rFonts w:ascii="Microsoft YaHei" w:eastAsia="微软雅黑" w:hAnsi="Microsoft YaHei"/>
+          <w:b w:val="false"/>
+          <w:bCs w:val="false"/>
+          <w:sz w:val="21"/>
+          <w:szCs w:val="21"/>
+        </w:rPr>
+        <w:t xml:space="preserve">任务流 → 新建任务流，页面有两种模式：</w:t>
+      </w:r>
+    </w:p>
+    <w:p>
+      <w:pPr>
+        <w:spacing w:after="30" w:before="30" w:line="300"/>
+        <w:ind w:left="420" w:hanging="210"/>
         <w:jc w:val="left"/>
       </w:pPr>
       <w:r>
         <w:rPr>
-          <w:rFonts w:ascii="Consolas" w:eastAsia="微软雅黑" w:hAnsi="Consolas"/>
-          <w:color w:val="24292F"/>
-          <w:sz w:val="18"/>
-          <w:szCs w:val="18"/>
-        </w:rPr>
-        <w:t xml:space="preserve">cd /opt/pentagi</w:t>
-      </w:r>
-      <w:r>
-        <w:rPr>
-          <w:rFonts w:ascii="Consolas" w:eastAsia="微软雅黑" w:hAnsi="Consolas"/>
-          <w:color w:val="24292F"/>
-          <w:sz w:val="18"/>
-          <w:szCs w:val="18"/>
-        </w:rPr>
-        <w:br/>
-        <w:t xml:space="preserve">docker compose ps          # 看状态</w:t>
-      </w:r>
-      <w:r>
-        <w:rPr>
-          <w:rFonts w:ascii="Consolas" w:eastAsia="微软雅黑" w:hAnsi="Consolas"/>
-          <w:color w:val="24292F"/>
-          <w:sz w:val="18"/>
-          <w:szCs w:val="18"/>
-        </w:rPr>
-        <w:br/>
-        <w:t xml:space="preserve">docker compose restart     # 重启</w:t>
-      </w:r>
-      <w:r>
-        <w:rPr>
-          <w:rFonts w:ascii="Consolas" w:eastAsia="微软雅黑" w:hAnsi="Consolas"/>
-          <w:color w:val="24292F"/>
-          <w:sz w:val="18"/>
-          <w:szCs w:val="18"/>
-        </w:rPr>
-        <w:br/>
-        <w:t xml:space="preserve">docker compose down        # 停止（保留数据）</w:t>
-      </w:r>
-      <w:r>
-        <w:rPr>
-          <w:rFonts w:ascii="Consolas" w:eastAsia="微软雅黑" w:hAnsi="Consolas"/>
-          <w:color w:val="24292F"/>
-          <w:sz w:val="18"/>
-          <w:szCs w:val="18"/>
-        </w:rPr>
-        <w:br/>
-        <w:t xml:space="preserve">docker compose down -v     # 停止并删除数据卷（慎用）</w:t>
+          <w:rFonts w:ascii="Microsoft YaHei" w:eastAsia="微软雅黑" w:hAnsi="Microsoft YaHei"/>
+          <w:sz w:val="21"/>
+          <w:szCs w:val="21"/>
+        </w:rPr>
+        <w:t xml:space="preserve">·  自动化：给目标和一句话任务，Agent 自主规划并执行，适合“对某站点做黑盒测试”这类目标明确的任务</w:t>
+      </w:r>
+    </w:p>
+    <w:p>
+      <w:pPr>
+        <w:spacing w:after="30" w:before="30" w:line="300"/>
+        <w:ind w:left="420" w:hanging="210"/>
+        <w:jc w:val="left"/>
+      </w:pPr>
+      <w:r>
+        <w:rPr>
+          <w:rFonts w:ascii="Microsoft YaHei" w:eastAsia="微软雅黑" w:hAnsi="Microsoft YaHei"/>
+          <w:sz w:val="21"/>
+          <w:szCs w:val="21"/>
+        </w:rPr>
+        <w:t xml:space="preserve">·  助手 Agent：对话式，适合边聊边确认、逐步推进</w:t>
+      </w:r>
+    </w:p>
+    <w:p>
+      <w:pPr>
+        <w:spacing w:after="100" w:before="60" w:line="300"/>
+        <w:ind w:firstLine="420"/>
+        <w:jc w:val="both"/>
+      </w:pPr>
+      <w:r>
+        <w:rPr>
+          <w:rFonts w:ascii="Microsoft YaHei" w:eastAsia="微软雅黑" w:hAnsi="Microsoft YaHei"/>
+          <w:b w:val="false"/>
+          <w:bCs w:val="false"/>
+          <w:sz w:val="21"/>
+          <w:szCs w:val="21"/>
+        </w:rPr>
+        <w:t xml:space="preserve">在输入框写清目标，例如：对 http://10.0.0.5:8080 做黑盒渗透测试，重点关注越权、SQL 注入、文件上传；只测试该地址，不要扫描同网段其他主机；输出中文报告。</w:t>
       </w:r>
     </w:p>
     <w:p>
@@ -4511,7 +4145,7 @@
         <w:keepNext/>
         <w:spacing w:after="100" w:before="220" w:line="300"/>
       </w:pPr>
-      <w:bookmarkStart w:name="_Toc27" w:id="27"/>
+      <w:bookmarkStart w:name="_Toc19" w:id="19"/>
       <w:r>
         <w:rPr>
           <w:rFonts w:ascii="Microsoft YaHei" w:eastAsia="微软雅黑" w:hAnsi="Microsoft YaHei"/>
@@ -4521,45 +4155,83 @@
           <w:sz w:val="24"/>
           <w:szCs w:val="24"/>
         </w:rPr>
-        <w:t xml:space="preserve">9.2　升级</w:t>
-      </w:r>
-      <w:bookmarkEnd w:id="27"/>
-    </w:p>
-    <w:p>
-      <w:pPr>
-        <w:shd w:fill="F4F5F7" w:color="auto" w:val="clear"/>
-        <w:spacing w:after="140" w:before="80" w:line="260"/>
-        <w:ind w:left="200" w:right="200"/>
+        <w:t xml:space="preserve">6.2　执行过程怎么看</w:t>
+      </w:r>
+      <w:bookmarkEnd w:id="19"/>
+    </w:p>
+    <w:p>
+      <w:pPr>
+        <w:spacing w:after="30" w:before="30" w:line="300"/>
+        <w:ind w:left="420" w:hanging="210"/>
         <w:jc w:val="left"/>
       </w:pPr>
       <w:r>
         <w:rPr>
-          <w:rFonts w:ascii="Consolas" w:eastAsia="微软雅黑" w:hAnsi="Consolas"/>
-          <w:color w:val="24292F"/>
-          <w:sz w:val="18"/>
-          <w:szCs w:val="18"/>
-        </w:rPr>
-        <w:t xml:space="preserve">cd /opt/pentagi</w:t>
-      </w:r>
-      <w:r>
-        <w:rPr>
-          <w:rFonts w:ascii="Consolas" w:eastAsia="微软雅黑" w:hAnsi="Consolas"/>
-          <w:color w:val="24292F"/>
-          <w:sz w:val="18"/>
-          <w:szCs w:val="18"/>
-        </w:rPr>
-        <w:br/>
-        <w:t xml:space="preserve">docker compose pull &amp;&amp; docker compose up -d</w:t>
-      </w:r>
-      <w:r>
-        <w:rPr>
-          <w:rFonts w:ascii="Consolas" w:eastAsia="微软雅黑" w:hAnsi="Consolas"/>
-          <w:color w:val="24292F"/>
-          <w:sz w:val="18"/>
-          <w:szCs w:val="18"/>
-        </w:rPr>
-        <w:br/>
-        <w:t xml:space="preserve"># 数据库迁移在启动时自动执行；升级前建议先备份</w:t>
+          <w:rFonts w:ascii="Microsoft YaHei" w:eastAsia="微软雅黑" w:hAnsi="Microsoft YaHei"/>
+          <w:sz w:val="21"/>
+          <w:szCs w:val="21"/>
+        </w:rPr>
+        <w:t xml:space="preserve">·  任务页：左侧是任务/子任务树，右侧是当前 Agent 的命令与输出</w:t>
+      </w:r>
+    </w:p>
+    <w:p>
+      <w:pPr>
+        <w:spacing w:after="30" w:before="30" w:line="300"/>
+        <w:ind w:left="420" w:hanging="210"/>
+        <w:jc w:val="left"/>
+      </w:pPr>
+      <w:r>
+        <w:rPr>
+          <w:rFonts w:ascii="Microsoft YaHei" w:eastAsia="微软雅黑" w:hAnsi="Microsoft YaHei"/>
+          <w:sz w:val="21"/>
+          <w:szCs w:val="21"/>
+        </w:rPr>
+        <w:t xml:space="preserve">·  Agent 日志：每个角色的思考与工具调用，可搜索</w:t>
+      </w:r>
+    </w:p>
+    <w:p>
+      <w:pPr>
+        <w:spacing w:after="30" w:before="30" w:line="300"/>
+        <w:ind w:left="420" w:hanging="210"/>
+        <w:jc w:val="left"/>
+      </w:pPr>
+      <w:r>
+        <w:rPr>
+          <w:rFonts w:ascii="Microsoft YaHei" w:eastAsia="微软雅黑" w:hAnsi="Microsoft YaHei"/>
+          <w:sz w:val="21"/>
+          <w:szCs w:val="21"/>
+        </w:rPr>
+        <w:t xml:space="preserve">·  终端：沙箱里的真实 shell 输出</w:t>
+      </w:r>
+    </w:p>
+    <w:p>
+      <w:pPr>
+        <w:spacing w:after="30" w:before="30" w:line="300"/>
+        <w:ind w:left="420" w:hanging="210"/>
+        <w:jc w:val="left"/>
+      </w:pPr>
+      <w:r>
+        <w:rPr>
+          <w:rFonts w:ascii="Microsoft YaHei" w:eastAsia="微软雅黑" w:hAnsi="Microsoft YaHei"/>
+          <w:sz w:val="21"/>
+          <w:szCs w:val="21"/>
+        </w:rPr>
+        <w:t xml:space="preserve">·  截图：Agent 用浏览器访问目标时抓的页面</w:t>
+      </w:r>
+    </w:p>
+    <w:p>
+      <w:pPr>
+        <w:spacing w:after="30" w:before="30" w:line="300"/>
+        <w:ind w:left="420" w:hanging="210"/>
+        <w:jc w:val="left"/>
+      </w:pPr>
+      <w:r>
+        <w:rPr>
+          <w:rFonts w:ascii="Microsoft YaHei" w:eastAsia="微软雅黑" w:hAnsi="Microsoft YaHei"/>
+          <w:sz w:val="21"/>
+          <w:szCs w:val="21"/>
+        </w:rPr>
+        <w:t xml:space="preserve">·  随时可以「停止」，结束时点「结束」销毁沙箱</w:t>
       </w:r>
     </w:p>
     <w:p>
@@ -4568,7 +4240,7 @@
         <w:keepNext/>
         <w:spacing w:after="100" w:before="220" w:line="300"/>
       </w:pPr>
-      <w:bookmarkStart w:name="_Toc28" w:id="28"/>
+      <w:bookmarkStart w:name="_Toc20" w:id="20"/>
       <w:r>
         <w:rPr>
           <w:rFonts w:ascii="Microsoft YaHei" w:eastAsia="微软雅黑" w:hAnsi="Microsoft YaHei"/>
@@ -4578,56 +4250,89 @@
           <w:sz w:val="24"/>
           <w:szCs w:val="24"/>
         </w:rPr>
-        <w:t xml:space="preserve">9.3　备份</w:t>
-      </w:r>
-      <w:bookmarkEnd w:id="28"/>
-    </w:p>
-    <w:p>
-      <w:pPr>
-        <w:shd w:fill="F4F5F7" w:color="auto" w:val="clear"/>
-        <w:spacing w:after="140" w:before="80" w:line="260"/>
-        <w:ind w:left="200" w:right="200"/>
+        <w:t xml:space="preserve">6.3　写指令的建议</w:t>
+      </w:r>
+      <w:bookmarkEnd w:id="20"/>
+    </w:p>
+    <w:p>
+      <w:pPr>
+        <w:spacing w:after="30" w:before="30" w:line="300"/>
+        <w:ind w:left="420" w:hanging="210"/>
         <w:jc w:val="left"/>
       </w:pPr>
       <w:r>
         <w:rPr>
-          <w:rFonts w:ascii="Consolas" w:eastAsia="微软雅黑" w:hAnsi="Consolas"/>
-          <w:color w:val="24292F"/>
-          <w:sz w:val="18"/>
-          <w:szCs w:val="18"/>
-        </w:rPr>
-        <w:t xml:space="preserve"># 备份数据库（任务、报告、记忆都在里面）</w:t>
-      </w:r>
-      <w:r>
-        <w:rPr>
-          <w:rFonts w:ascii="Consolas" w:eastAsia="微软雅黑" w:hAnsi="Consolas"/>
-          <w:color w:val="24292F"/>
-          <w:sz w:val="18"/>
-          <w:szCs w:val="18"/>
-        </w:rPr>
-        <w:br/>
-        <w:t xml:space="preserve">docker exec pgvector pg_dump -U postgres pentagidb &gt; backup-$(date +%F).sql</w:t>
-      </w:r>
-      <w:r>
-        <w:rPr>
-          <w:rFonts w:ascii="Consolas" w:eastAsia="微软雅黑" w:hAnsi="Consolas"/>
-          <w:color w:val="24292F"/>
-          <w:sz w:val="18"/>
-          <w:szCs w:val="18"/>
-        </w:rPr>
-        <w:br/>
-        <w:t xml:space="preserve"># 备份配置</w:t>
-      </w:r>
-      <w:r>
-        <w:rPr>
-          <w:rFonts w:ascii="Consolas" w:eastAsia="微软雅黑" w:hAnsi="Consolas"/>
-          <w:color w:val="24292F"/>
-          <w:sz w:val="18"/>
-          <w:szCs w:val="18"/>
-        </w:rPr>
-        <w:br/>
-        <w:t xml:space="preserve">cp .env docker-compose.yml /path/to/backup/</w:t>
-      </w:r>
+          <w:rFonts w:ascii="Microsoft YaHei" w:eastAsia="微软雅黑" w:hAnsi="Microsoft YaHei"/>
+          <w:sz w:val="21"/>
+          <w:szCs w:val="21"/>
+        </w:rPr>
+        <w:t xml:space="preserve">·  明确边界：只测哪些域名/IP/端口，禁止扫描其他资产</w:t>
+      </w:r>
+    </w:p>
+    <w:p>
+      <w:pPr>
+        <w:spacing w:after="30" w:before="30" w:line="300"/>
+        <w:ind w:left="420" w:hanging="210"/>
+        <w:jc w:val="left"/>
+      </w:pPr>
+      <w:r>
+        <w:rPr>
+          <w:rFonts w:ascii="Microsoft YaHei" w:eastAsia="微软雅黑" w:hAnsi="Microsoft YaHei"/>
+          <w:sz w:val="21"/>
+          <w:szCs w:val="21"/>
+        </w:rPr>
+        <w:t xml:space="preserve">·  明确禁止项：不删数据、不上传后门、不做拒绝服务</w:t>
+      </w:r>
+    </w:p>
+    <w:p>
+      <w:pPr>
+        <w:spacing w:after="30" w:before="30" w:line="300"/>
+        <w:ind w:left="420" w:hanging="210"/>
+        <w:jc w:val="left"/>
+      </w:pPr>
+      <w:r>
+        <w:rPr>
+          <w:rFonts w:ascii="Microsoft YaHei" w:eastAsia="微软雅黑" w:hAnsi="Microsoft YaHei"/>
+          <w:sz w:val="21"/>
+          <w:szCs w:val="21"/>
+        </w:rPr>
+        <w:t xml:space="preserve">·  明确产出：要哪些内容（漏洞名称、位置、复现步骤、证据、修复建议）、按什么排序</w:t>
+      </w:r>
+    </w:p>
+    <w:p>
+      <w:pPr>
+        <w:spacing w:after="30" w:before="30" w:line="300"/>
+        <w:ind w:left="420" w:hanging="210"/>
+        <w:jc w:val="left"/>
+      </w:pPr>
+      <w:r>
+        <w:rPr>
+          <w:rFonts w:ascii="Microsoft YaHei" w:eastAsia="微软雅黑" w:hAnsi="Microsoft YaHei"/>
+          <w:sz w:val="21"/>
+          <w:szCs w:val="21"/>
+        </w:rPr>
+        <w:t xml:space="preserve">·  给凭据：需要登录态时，在指令里写测试账号密码</w:t>
+      </w:r>
+    </w:p>
+    <w:p>
+      <w:pPr>
+        <w:pStyle w:val="Heading1"/>
+        <w:keepNext/>
+        <w:spacing w:after="160" w:before="320" w:line="300"/>
+      </w:pPr>
+      <w:bookmarkStart w:name="_Toc21" w:id="21"/>
+      <w:r>
+        <w:rPr>
+          <w:rFonts w:ascii="Microsoft YaHei" w:eastAsia="微软雅黑" w:hAnsi="Microsoft YaHei"/>
+          <w:b/>
+          <w:bCs/>
+          <w:color w:val="1A1A1A"/>
+          <w:sz w:val="30"/>
+          <w:szCs w:val="30"/>
+        </w:rPr>
+        <w:t xml:space="preserve">7　模板、资源库与知识库</w:t>
+      </w:r>
+      <w:bookmarkEnd w:id="21"/>
     </w:p>
     <w:p>
       <w:pPr>
@@ -4635,7 +4340,7 @@
         <w:keepNext/>
         <w:spacing w:after="100" w:before="220" w:line="300"/>
       </w:pPr>
-      <w:bookmarkStart w:name="_Toc29" w:id="29"/>
+      <w:bookmarkStart w:name="_Toc22" w:id="22"/>
       <w:r>
         <w:rPr>
           <w:rFonts w:ascii="Microsoft YaHei" w:eastAsia="微软雅黑" w:hAnsi="Microsoft YaHei"/>
@@ -4645,46 +4350,9 @@
           <w:sz w:val="24"/>
           <w:szCs w:val="24"/>
         </w:rPr>
-        <w:t xml:space="preserve">9.4　日志与资源</w:t>
-      </w:r>
-      <w:bookmarkEnd w:id="29"/>
-    </w:p>
-    <w:p>
-      <w:pPr>
-        <w:shd w:fill="F4F5F7" w:color="auto" w:val="clear"/>
-        <w:spacing w:after="140" w:before="80" w:line="260"/>
-        <w:ind w:left="200" w:right="200"/>
-        <w:jc w:val="left"/>
-      </w:pPr>
-      <w:r>
-        <w:rPr>
-          <w:rFonts w:ascii="Consolas" w:eastAsia="微软雅黑" w:hAnsi="Consolas"/>
-          <w:color w:val="24292F"/>
-          <w:sz w:val="18"/>
-          <w:szCs w:val="18"/>
-        </w:rPr>
-        <w:t xml:space="preserve">docker compose logs -f pentagi        # 主服务日志</w:t>
-      </w:r>
-      <w:r>
-        <w:rPr>
-          <w:rFonts w:ascii="Consolas" w:eastAsia="微软雅黑" w:hAnsi="Consolas"/>
-          <w:color w:val="24292F"/>
-          <w:sz w:val="18"/>
-          <w:szCs w:val="18"/>
-        </w:rPr>
-        <w:br/>
-        <w:t xml:space="preserve">docker stats --no-stream              # 资源占用</w:t>
-      </w:r>
-      <w:r>
-        <w:rPr>
-          <w:rFonts w:ascii="Consolas" w:eastAsia="微软雅黑" w:hAnsi="Consolas"/>
-          <w:color w:val="24292F"/>
-          <w:sz w:val="18"/>
-          <w:szCs w:val="18"/>
-        </w:rPr>
-        <w:br/>
-        <w:t xml:space="preserve">docker system df                      # 镜像/卷占用</w:t>
-      </w:r>
+        <w:t xml:space="preserve">7.1　模板</w:t>
+      </w:r>
+      <w:bookmarkEnd w:id="22"/>
     </w:p>
     <w:p>
       <w:pPr>
@@ -4700,7 +4368,81 @@
           <w:sz w:val="21"/>
           <w:szCs w:val="21"/>
         </w:rPr>
-        <w:t xml:space="preserve">单次任务流会拉起沙箱容器，结束时销毁；如果发现沙箱堆积，检查是否有未结束的任务流。</w:t>
+        <w:t xml:space="preserve">把重复使用的任务描述（例如“政务云等保三级 Web 自查”）存成模板，下次新建任务流时直接选，减少重复描述。</w:t>
+      </w:r>
+    </w:p>
+    <w:p>
+      <w:pPr>
+        <w:pStyle w:val="Heading2"/>
+        <w:keepNext/>
+        <w:spacing w:after="100" w:before="220" w:line="300"/>
+      </w:pPr>
+      <w:bookmarkStart w:name="_Toc23" w:id="23"/>
+      <w:r>
+        <w:rPr>
+          <w:rFonts w:ascii="Microsoft YaHei" w:eastAsia="微软雅黑" w:hAnsi="Microsoft YaHei"/>
+          <w:b/>
+          <w:bCs/>
+          <w:color w:val="1A1A1A"/>
+          <w:sz w:val="24"/>
+          <w:szCs w:val="24"/>
+        </w:rPr>
+        <w:t xml:space="preserve">7.2　资源库</w:t>
+      </w:r>
+      <w:bookmarkEnd w:id="23"/>
+    </w:p>
+    <w:p>
+      <w:pPr>
+        <w:spacing w:after="100" w:before="60" w:line="300"/>
+        <w:ind w:firstLine="420"/>
+        <w:jc w:val="both"/>
+      </w:pPr>
+      <w:r>
+        <w:rPr>
+          <w:rFonts w:ascii="Microsoft YaHei" w:eastAsia="微软雅黑" w:hAnsi="Microsoft YaHei"/>
+          <w:b w:val="false"/>
+          <w:bCs w:val="false"/>
+          <w:sz w:val="21"/>
+          <w:szCs w:val="21"/>
+        </w:rPr>
+        <w:t xml:space="preserve">上传字典、接口文档、源码包等，Agent 在任务中可以读取。支持文件夹、拖拽上传，单文件 300 MB、单次 2 GB。</w:t>
+      </w:r>
+    </w:p>
+    <w:p>
+      <w:pPr>
+        <w:pStyle w:val="Heading2"/>
+        <w:keepNext/>
+        <w:spacing w:after="100" w:before="220" w:line="300"/>
+      </w:pPr>
+      <w:bookmarkStart w:name="_Toc24" w:id="24"/>
+      <w:r>
+        <w:rPr>
+          <w:rFonts w:ascii="Microsoft YaHei" w:eastAsia="微软雅黑" w:hAnsi="Microsoft YaHei"/>
+          <w:b/>
+          <w:bCs/>
+          <w:color w:val="1A1A1A"/>
+          <w:sz w:val="24"/>
+          <w:szCs w:val="24"/>
+        </w:rPr>
+        <w:t xml:space="preserve">7.3　知识库</w:t>
+      </w:r>
+      <w:bookmarkEnd w:id="24"/>
+    </w:p>
+    <w:p>
+      <w:pPr>
+        <w:spacing w:after="100" w:before="60" w:line="300"/>
+        <w:ind w:firstLine="420"/>
+        <w:jc w:val="both"/>
+      </w:pPr>
+      <w:r>
+        <w:rPr>
+          <w:rFonts w:ascii="Microsoft YaHei" w:eastAsia="微软雅黑" w:hAnsi="Microsoft YaHei"/>
+          <w:b w:val="false"/>
+          <w:bCs w:val="false"/>
+          <w:sz w:val="21"/>
+          <w:szCs w:val="21"/>
+        </w:rPr>
+        <w:t xml:space="preserve">把方法论、历史漏洞结论、客户环境说明写成知识条目，平台会向量化，Agent 规划时检索。条目类型：指南、答案、代码等。</w:t>
       </w:r>
     </w:p>
     <w:p>
@@ -4709,7 +4451,7 @@
         <w:keepNext/>
         <w:spacing w:after="160" w:before="320" w:line="300"/>
       </w:pPr>
-      <w:bookmarkStart w:name="_Toc30" w:id="30"/>
+      <w:bookmarkStart w:name="_Toc25" w:id="25"/>
       <w:r>
         <w:rPr>
           <w:rFonts w:ascii="Microsoft YaHei" w:eastAsia="微软雅黑" w:hAnsi="Microsoft YaHei"/>
@@ -4719,9 +4461,26 @@
           <w:sz w:val="30"/>
           <w:szCs w:val="30"/>
         </w:rPr>
-        <w:t xml:space="preserve">10　安全与合规</w:t>
-      </w:r>
-      <w:bookmarkEnd w:id="30"/>
+        <w:t xml:space="preserve">8　报告与导出</w:t>
+      </w:r>
+      <w:bookmarkEnd w:id="25"/>
+    </w:p>
+    <w:p>
+      <w:pPr>
+        <w:spacing w:after="100" w:before="60" w:line="300"/>
+        <w:ind w:firstLine="420"/>
+        <w:jc w:val="both"/>
+      </w:pPr>
+      <w:r>
+        <w:rPr>
+          <w:rFonts w:ascii="Microsoft YaHei" w:eastAsia="微软雅黑" w:hAnsi="Microsoft YaHei"/>
+          <w:b w:val="false"/>
+          <w:bCs w:val="false"/>
+          <w:sz w:val="21"/>
+          <w:szCs w:val="21"/>
+        </w:rPr>
+        <w:t xml:space="preserve">任务流跑完后，报告页可以：</w:t>
+      </w:r>
     </w:p>
     <w:p>
       <w:pPr>
@@ -4735,7 +4494,7 @@
           <w:sz w:val="21"/>
           <w:szCs w:val="21"/>
         </w:rPr>
-        <w:t xml:space="preserve">·  授权：只对书面授权的目标使用，任务描述里写明边界</w:t>
+        <w:t xml:space="preserve">·  网页查看：漏洞列表、证据、攻击链、Token 与成本统计</w:t>
       </w:r>
     </w:p>
     <w:p>
@@ -4750,7 +4509,7 @@
           <w:sz w:val="21"/>
           <w:szCs w:val="21"/>
         </w:rPr>
-        <w:t xml:space="preserve">·  隔离：沙箱默认不挂宿主机 Docker socket（DOCKER_INSIDE=false）；不要为了图方便打开，历史上曾有因挂载 socket 导致的逃逸漏洞（CVE-2026-14784，2.2.0 已修复）</w:t>
+        <w:t xml:space="preserve">·  导出 Markdown / PDF：直接给客户或存档</w:t>
       </w:r>
     </w:p>
     <w:p>
@@ -4765,37 +4524,26 @@
           <w:sz w:val="21"/>
           <w:szCs w:val="21"/>
         </w:rPr>
-        <w:t xml:space="preserve">·  端口：8443 默认只监听 127.0.0.1，需要局域网访问才改成 0.0.0.0，并用防火墙限制来源</w:t>
-      </w:r>
-    </w:p>
-    <w:p>
-      <w:pPr>
-        <w:spacing w:after="30" w:before="30" w:line="300"/>
-        <w:ind w:left="420" w:hanging="210"/>
+        <w:t xml:space="preserve">·  复制内容：粘到自己的报告模板里二次加工</w:t>
+      </w:r>
+    </w:p>
+    <w:p>
+      <w:pPr>
+        <w:pBdr>
+          <w:left w:val="single" w:color="1F5FA9" w:sz="12" w:space="6"/>
+        </w:pBdr>
+        <w:spacing w:after="120" w:before="80" w:line="290"/>
+        <w:ind w:left="200" w:right="200"/>
         <w:jc w:val="left"/>
       </w:pPr>
       <w:r>
         <w:rPr>
           <w:rFonts w:ascii="Microsoft YaHei" w:eastAsia="微软雅黑" w:hAnsi="Microsoft YaHei"/>
-          <w:sz w:val="21"/>
-          <w:szCs w:val="21"/>
-        </w:rPr>
-        <w:t xml:space="preserve">·  密钥：模型 Key 存在容器环境变量和 .env 里，注意文件权限（chmod 600），不要提交到代码库</w:t>
-      </w:r>
-    </w:p>
-    <w:p>
-      <w:pPr>
-        <w:spacing w:after="30" w:before="30" w:line="300"/>
-        <w:ind w:left="420" w:hanging="210"/>
-        <w:jc w:val="left"/>
-      </w:pPr>
-      <w:r>
-        <w:rPr>
-          <w:rFonts w:ascii="Microsoft YaHei" w:eastAsia="微软雅黑" w:hAnsi="Microsoft YaHei"/>
-          <w:sz w:val="21"/>
-          <w:szCs w:val="21"/>
-        </w:rPr>
-        <w:t xml:space="preserve">·  数据：任务日志可能含目标敏感信息，导出和共享前先脱敏</w:t>
+          <w:color w:val="333333"/>
+          <w:sz w:val="20"/>
+          <w:szCs w:val="20"/>
+        </w:rPr>
+        <w:t xml:space="preserve">报告语言跟随指令。中文报告请在任务描述或提示词里明确写“报告与漏洞说明使用简体中文”。</w:t>
       </w:r>
     </w:p>
     <w:p>
@@ -4804,7 +4552,7 @@
         <w:keepNext/>
         <w:spacing w:after="160" w:before="320" w:line="300"/>
       </w:pPr>
-      <w:bookmarkStart w:name="_Toc31" w:id="31"/>
+      <w:bookmarkStart w:name="_Toc26" w:id="26"/>
       <w:r>
         <w:rPr>
           <w:rFonts w:ascii="Microsoft YaHei" w:eastAsia="微软雅黑" w:hAnsi="Microsoft YaHei"/>
@@ -4814,9 +4562,9 @@
           <w:sz w:val="30"/>
           <w:szCs w:val="30"/>
         </w:rPr>
-        <w:t xml:space="preserve">11　常见问题</w:t>
-      </w:r>
-      <w:bookmarkEnd w:id="31"/>
+        <w:t xml:space="preserve">9　日常运维</w:t>
+      </w:r>
+      <w:bookmarkEnd w:id="26"/>
     </w:p>
     <w:p>
       <w:pPr>
@@ -4824,7 +4572,7 @@
         <w:keepNext/>
         <w:spacing w:after="100" w:before="220" w:line="300"/>
       </w:pPr>
-      <w:bookmarkStart w:name="_Toc32" w:id="32"/>
+      <w:bookmarkStart w:name="_Toc27" w:id="27"/>
       <w:r>
         <w:rPr>
           <w:rFonts w:ascii="Microsoft YaHei" w:eastAsia="微软雅黑" w:hAnsi="Microsoft YaHei"/>
@@ -4834,25 +4582,65 @@
           <w:sz w:val="24"/>
           <w:szCs w:val="24"/>
         </w:rPr>
-        <w:t xml:space="preserve">11.1　启动时报端口被占用</w:t>
-      </w:r>
-      <w:bookmarkEnd w:id="32"/>
-    </w:p>
-    <w:p>
-      <w:pPr>
-        <w:spacing w:after="100" w:before="60" w:line="300"/>
-        <w:ind w:firstLine="420"/>
-        <w:jc w:val="both"/>
-      </w:pPr>
-      <w:r>
-        <w:rPr>
-          <w:rFonts w:ascii="Microsoft YaHei" w:eastAsia="微软雅黑" w:hAnsi="Microsoft YaHei"/>
-          <w:b w:val="false"/>
-          <w:bCs w:val="false"/>
-          <w:sz w:val="21"/>
-          <w:szCs w:val="21"/>
-        </w:rPr>
-        <w:t xml:space="preserve">常见是 5432。改 .env 里的 PGVECTOR_LISTEN_PORT（如 15432）、POSTGRES_EXPORTER_LISTEN_PORT、SCRAPER_LISTEN_PORT 后重新 up -d。</w:t>
+        <w:t xml:space="preserve">9.1　启停与状态</w:t>
+      </w:r>
+      <w:bookmarkEnd w:id="27"/>
+    </w:p>
+    <w:p>
+      <w:pPr>
+        <w:shd w:fill="F4F5F7" w:color="auto" w:val="clear"/>
+        <w:spacing w:after="140" w:before="80" w:line="260"/>
+        <w:ind w:left="200" w:right="200"/>
+        <w:jc w:val="left"/>
+      </w:pPr>
+      <w:r>
+        <w:rPr>
+          <w:rFonts w:ascii="Consolas" w:eastAsia="微软雅黑" w:hAnsi="Consolas"/>
+          <w:color w:val="24292F"/>
+          <w:sz w:val="18"/>
+          <w:szCs w:val="18"/>
+        </w:rPr>
+        <w:t xml:space="preserve">cd /opt/pentagi</w:t>
+      </w:r>
+      <w:r>
+        <w:rPr>
+          <w:rFonts w:ascii="Consolas" w:eastAsia="微软雅黑" w:hAnsi="Consolas"/>
+          <w:color w:val="24292F"/>
+          <w:sz w:val="18"/>
+          <w:szCs w:val="18"/>
+        </w:rPr>
+        <w:br/>
+        <w:t xml:space="preserve">docker compose ps          # 看状态</w:t>
+      </w:r>
+      <w:r>
+        <w:rPr>
+          <w:rFonts w:ascii="Consolas" w:eastAsia="微软雅黑" w:hAnsi="Consolas"/>
+          <w:color w:val="24292F"/>
+          <w:sz w:val="18"/>
+          <w:szCs w:val="18"/>
+        </w:rPr>
+        <w:br/>
+        <w:t xml:space="preserve">docker compose restart     # 重启</w:t>
+      </w:r>
+      <w:r>
+        <w:rPr>
+          <w:rFonts w:ascii="Consolas" w:eastAsia="微软雅黑" w:hAnsi="Consolas"/>
+          <w:color w:val="24292F"/>
+          <w:sz w:val="18"/>
+          <w:szCs w:val="18"/>
+        </w:rPr>
+        <w:br/>
+        <w:t xml:space="preserve">docker compose down        # 停止（保留数据）</w:t>
+      </w:r>
+      <w:r>
+        <w:rPr>
+          <w:rFonts w:ascii="Consolas" w:eastAsia="微软雅黑" w:hAnsi="Consolas"/>
+          <w:color w:val="24292F"/>
+          <w:sz w:val="18"/>
+          <w:szCs w:val="18"/>
+        </w:rPr>
+        <w:br/>
+        <w:t xml:space="preserve">docker compose down -v     # 停止并删除数据卷（慎用）</w:t>
       </w:r>
     </w:p>
     <w:p>
@@ -4861,7 +4649,7 @@
         <w:keepNext/>
         <w:spacing w:after="100" w:before="220" w:line="300"/>
       </w:pPr>
-      <w:bookmarkStart w:name="_Toc33" w:id="33"/>
+      <w:bookmarkStart w:name="_Toc28" w:id="28"/>
       <w:r>
         <w:rPr>
           <w:rFonts w:ascii="Microsoft YaHei" w:eastAsia="微软雅黑" w:hAnsi="Microsoft YaHei"/>
@@ -4871,25 +4659,45 @@
           <w:sz w:val="24"/>
           <w:szCs w:val="24"/>
         </w:rPr>
-        <w:t xml:space="preserve">11.2　镜像拉取很慢或失败</w:t>
-      </w:r>
-      <w:bookmarkEnd w:id="33"/>
-    </w:p>
-    <w:p>
-      <w:pPr>
-        <w:spacing w:after="100" w:before="60" w:line="300"/>
-        <w:ind w:firstLine="420"/>
-        <w:jc w:val="both"/>
-      </w:pPr>
-      <w:r>
-        <w:rPr>
-          <w:rFonts w:ascii="Microsoft YaHei" w:eastAsia="微软雅黑" w:hAnsi="Microsoft YaHei"/>
-          <w:b w:val="false"/>
-          <w:bCs w:val="false"/>
-          <w:sz w:val="21"/>
-          <w:szCs w:val="21"/>
-        </w:rPr>
-        <w:t xml:space="preserve">配置 Docker 镜像加速，或先在能正常拉取的机器上 docker save / docker load。pentagi.com 的安装器下载也很慢，可改用 compose 方式。</w:t>
+        <w:t xml:space="preserve">9.2　升级</w:t>
+      </w:r>
+      <w:bookmarkEnd w:id="28"/>
+    </w:p>
+    <w:p>
+      <w:pPr>
+        <w:shd w:fill="F4F5F7" w:color="auto" w:val="clear"/>
+        <w:spacing w:after="140" w:before="80" w:line="260"/>
+        <w:ind w:left="200" w:right="200"/>
+        <w:jc w:val="left"/>
+      </w:pPr>
+      <w:r>
+        <w:rPr>
+          <w:rFonts w:ascii="Consolas" w:eastAsia="微软雅黑" w:hAnsi="Consolas"/>
+          <w:color w:val="24292F"/>
+          <w:sz w:val="18"/>
+          <w:szCs w:val="18"/>
+        </w:rPr>
+        <w:t xml:space="preserve">cd /opt/pentagi</w:t>
+      </w:r>
+      <w:r>
+        <w:rPr>
+          <w:rFonts w:ascii="Consolas" w:eastAsia="微软雅黑" w:hAnsi="Consolas"/>
+          <w:color w:val="24292F"/>
+          <w:sz w:val="18"/>
+          <w:szCs w:val="18"/>
+        </w:rPr>
+        <w:br/>
+        <w:t xml:space="preserve">docker compose pull &amp;&amp; docker compose up -d</w:t>
+      </w:r>
+      <w:r>
+        <w:rPr>
+          <w:rFonts w:ascii="Consolas" w:eastAsia="微软雅黑" w:hAnsi="Consolas"/>
+          <w:color w:val="24292F"/>
+          <w:sz w:val="18"/>
+          <w:szCs w:val="18"/>
+        </w:rPr>
+        <w:br/>
+        <w:t xml:space="preserve"># 数据库迁移在启动时自动执行；升级前建议先备份</w:t>
       </w:r>
     </w:p>
     <w:p>
@@ -4898,7 +4706,7 @@
         <w:keepNext/>
         <w:spacing w:after="100" w:before="220" w:line="300"/>
       </w:pPr>
-      <w:bookmarkStart w:name="_Toc34" w:id="34"/>
+      <w:bookmarkStart w:name="_Toc29" w:id="29"/>
       <w:r>
         <w:rPr>
           <w:rFonts w:ascii="Microsoft YaHei" w:eastAsia="微软雅黑" w:hAnsi="Microsoft YaHei"/>
@@ -4908,25 +4716,55 @@
           <w:sz w:val="24"/>
           <w:szCs w:val="24"/>
         </w:rPr>
-        <w:t xml:space="preserve">11.3　模型连不上 / 一直重试</w:t>
-      </w:r>
-      <w:bookmarkEnd w:id="34"/>
-    </w:p>
-    <w:p>
-      <w:pPr>
-        <w:spacing w:after="100" w:before="60" w:line="300"/>
-        <w:ind w:firstLine="420"/>
-        <w:jc w:val="both"/>
-      </w:pPr>
-      <w:r>
-        <w:rPr>
-          <w:rFonts w:ascii="Microsoft YaHei" w:eastAsia="微软雅黑" w:hAnsi="Microsoft YaHei"/>
-          <w:b w:val="false"/>
-          <w:bCs w:val="false"/>
-          <w:sz w:val="21"/>
-          <w:szCs w:val="21"/>
-        </w:rPr>
-        <w:t xml:space="preserve">先在“服务商 → 测试”里验证连通性；确认 Base URL 是否带 /v1、模型名是否存在于该账号；国内访问 OpenAI/Anthropic 需代理。</w:t>
+        <w:t xml:space="preserve">9.3　备份</w:t>
+      </w:r>
+      <w:bookmarkEnd w:id="29"/>
+    </w:p>
+    <w:p>
+      <w:pPr>
+        <w:shd w:fill="F4F5F7" w:color="auto" w:val="clear"/>
+        <w:spacing w:after="140" w:before="80" w:line="260"/>
+        <w:ind w:left="200" w:right="200"/>
+        <w:jc w:val="left"/>
+      </w:pPr>
+      <w:r>
+        <w:rPr>
+          <w:rFonts w:ascii="Consolas" w:eastAsia="微软雅黑" w:hAnsi="Consolas"/>
+          <w:color w:val="24292F"/>
+          <w:sz w:val="18"/>
+          <w:szCs w:val="18"/>
+        </w:rPr>
+        <w:t xml:space="preserve"># 备份数据库（任务、报告、记忆都在里面）</w:t>
+      </w:r>
+      <w:r>
+        <w:rPr>
+          <w:rFonts w:ascii="Consolas" w:eastAsia="微软雅黑" w:hAnsi="Consolas"/>
+          <w:color w:val="24292F"/>
+          <w:sz w:val="18"/>
+          <w:szCs w:val="18"/>
+        </w:rPr>
+        <w:br/>
+        <w:t xml:space="preserve">docker exec pgvector pg_dump -U postgres pentagidb &gt; backup-$(date +%F).sql</w:t>
+      </w:r>
+      <w:r>
+        <w:rPr>
+          <w:rFonts w:ascii="Consolas" w:eastAsia="微软雅黑" w:hAnsi="Consolas"/>
+          <w:color w:val="24292F"/>
+          <w:sz w:val="18"/>
+          <w:szCs w:val="18"/>
+        </w:rPr>
+        <w:br/>
+        <w:t xml:space="preserve"># 备份配置</w:t>
+      </w:r>
+      <w:r>
+        <w:rPr>
+          <w:rFonts w:ascii="Consolas" w:eastAsia="微软雅黑" w:hAnsi="Consolas"/>
+          <w:color w:val="24292F"/>
+          <w:sz w:val="18"/>
+          <w:szCs w:val="18"/>
+        </w:rPr>
+        <w:br/>
+        <w:t xml:space="preserve">cp .env docker-compose.yml /path/to/backup/</w:t>
       </w:r>
     </w:p>
     <w:p>
@@ -4935,7 +4773,7 @@
         <w:keepNext/>
         <w:spacing w:after="100" w:before="220" w:line="300"/>
       </w:pPr>
-      <w:bookmarkStart w:name="_Toc35" w:id="35"/>
+      <w:bookmarkStart w:name="_Toc30" w:id="30"/>
       <w:r>
         <w:rPr>
           <w:rFonts w:ascii="Microsoft YaHei" w:eastAsia="微软雅黑" w:hAnsi="Microsoft YaHei"/>
@@ -4945,9 +4783,46 @@
           <w:sz w:val="24"/>
           <w:szCs w:val="24"/>
         </w:rPr>
-        <w:t xml:space="preserve">11.4　任务卡住或反复调同一个工具</w:t>
-      </w:r>
-      <w:bookmarkEnd w:id="35"/>
+        <w:t xml:space="preserve">9.4　日志与资源</w:t>
+      </w:r>
+      <w:bookmarkEnd w:id="30"/>
+    </w:p>
+    <w:p>
+      <w:pPr>
+        <w:shd w:fill="F4F5F7" w:color="auto" w:val="clear"/>
+        <w:spacing w:after="140" w:before="80" w:line="260"/>
+        <w:ind w:left="200" w:right="200"/>
+        <w:jc w:val="left"/>
+      </w:pPr>
+      <w:r>
+        <w:rPr>
+          <w:rFonts w:ascii="Consolas" w:eastAsia="微软雅黑" w:hAnsi="Consolas"/>
+          <w:color w:val="24292F"/>
+          <w:sz w:val="18"/>
+          <w:szCs w:val="18"/>
+        </w:rPr>
+        <w:t xml:space="preserve">docker compose logs -f pentagi        # 主服务日志</w:t>
+      </w:r>
+      <w:r>
+        <w:rPr>
+          <w:rFonts w:ascii="Consolas" w:eastAsia="微软雅黑" w:hAnsi="Consolas"/>
+          <w:color w:val="24292F"/>
+          <w:sz w:val="18"/>
+          <w:szCs w:val="18"/>
+        </w:rPr>
+        <w:br/>
+        <w:t xml:space="preserve">docker stats --no-stream              # 资源占用</w:t>
+      </w:r>
+      <w:r>
+        <w:rPr>
+          <w:rFonts w:ascii="Consolas" w:eastAsia="微软雅黑" w:hAnsi="Consolas"/>
+          <w:color w:val="24292F"/>
+          <w:sz w:val="18"/>
+          <w:szCs w:val="18"/>
+        </w:rPr>
+        <w:br/>
+        <w:t xml:space="preserve">docker system df                      # 镜像/卷占用</w:t>
+      </w:r>
     </w:p>
     <w:p>
       <w:pPr>
@@ -4963,8 +4838,123 @@
           <w:sz w:val="21"/>
           <w:szCs w:val="21"/>
         </w:rPr>
-        <w:t xml:space="preserve">弱模型容易绕圈。换更强的模型；或在设置里提高执行监控强度（EXECUTION_MONITOR_ENABLED）、开启任务规划（AGENT_PLANNING_STEP_ENABLED）。</w:t>
-      </w:r>
+        <w:t xml:space="preserve">单次任务流会拉起沙箱容器，结束时销毁；如果发现沙箱堆积，检查是否有未结束的任务流。</w:t>
+      </w:r>
+    </w:p>
+    <w:p>
+      <w:pPr>
+        <w:pStyle w:val="Heading1"/>
+        <w:keepNext/>
+        <w:spacing w:after="160" w:before="320" w:line="300"/>
+      </w:pPr>
+      <w:bookmarkStart w:name="_Toc31" w:id="31"/>
+      <w:r>
+        <w:rPr>
+          <w:rFonts w:ascii="Microsoft YaHei" w:eastAsia="微软雅黑" w:hAnsi="Microsoft YaHei"/>
+          <w:b/>
+          <w:bCs/>
+          <w:color w:val="1A1A1A"/>
+          <w:sz w:val="30"/>
+          <w:szCs w:val="30"/>
+        </w:rPr>
+        <w:t xml:space="preserve">10　安全与合规</w:t>
+      </w:r>
+      <w:bookmarkEnd w:id="31"/>
+    </w:p>
+    <w:p>
+      <w:pPr>
+        <w:spacing w:after="30" w:before="30" w:line="300"/>
+        <w:ind w:left="420" w:hanging="210"/>
+        <w:jc w:val="left"/>
+      </w:pPr>
+      <w:r>
+        <w:rPr>
+          <w:rFonts w:ascii="Microsoft YaHei" w:eastAsia="微软雅黑" w:hAnsi="Microsoft YaHei"/>
+          <w:sz w:val="21"/>
+          <w:szCs w:val="21"/>
+        </w:rPr>
+        <w:t xml:space="preserve">·  授权：只对书面授权的目标使用，任务描述里写明边界</w:t>
+      </w:r>
+    </w:p>
+    <w:p>
+      <w:pPr>
+        <w:spacing w:after="30" w:before="30" w:line="300"/>
+        <w:ind w:left="420" w:hanging="210"/>
+        <w:jc w:val="left"/>
+      </w:pPr>
+      <w:r>
+        <w:rPr>
+          <w:rFonts w:ascii="Microsoft YaHei" w:eastAsia="微软雅黑" w:hAnsi="Microsoft YaHei"/>
+          <w:sz w:val="21"/>
+          <w:szCs w:val="21"/>
+        </w:rPr>
+        <w:t xml:space="preserve">·  隔离：沙箱默认不挂宿主机 Docker socket（DOCKER_INSIDE=false）；不要为了图方便打开，历史上曾有因挂载 socket 导致的逃逸漏洞（CVE-2026-14784，2.2.0 已修复）</w:t>
+      </w:r>
+    </w:p>
+    <w:p>
+      <w:pPr>
+        <w:spacing w:after="30" w:before="30" w:line="300"/>
+        <w:ind w:left="420" w:hanging="210"/>
+        <w:jc w:val="left"/>
+      </w:pPr>
+      <w:r>
+        <w:rPr>
+          <w:rFonts w:ascii="Microsoft YaHei" w:eastAsia="微软雅黑" w:hAnsi="Microsoft YaHei"/>
+          <w:sz w:val="21"/>
+          <w:szCs w:val="21"/>
+        </w:rPr>
+        <w:t xml:space="preserve">·  端口：8443 默认只监听 127.0.0.1，需要局域网访问才改成 0.0.0.0，并用防火墙限制来源</w:t>
+      </w:r>
+    </w:p>
+    <w:p>
+      <w:pPr>
+        <w:spacing w:after="30" w:before="30" w:line="300"/>
+        <w:ind w:left="420" w:hanging="210"/>
+        <w:jc w:val="left"/>
+      </w:pPr>
+      <w:r>
+        <w:rPr>
+          <w:rFonts w:ascii="Microsoft YaHei" w:eastAsia="微软雅黑" w:hAnsi="Microsoft YaHei"/>
+          <w:sz w:val="21"/>
+          <w:szCs w:val="21"/>
+        </w:rPr>
+        <w:t xml:space="preserve">·  密钥：模型 Key 存在容器环境变量和 .env 里，注意文件权限（chmod 600），不要提交到代码库</w:t>
+      </w:r>
+    </w:p>
+    <w:p>
+      <w:pPr>
+        <w:spacing w:after="30" w:before="30" w:line="300"/>
+        <w:ind w:left="420" w:hanging="210"/>
+        <w:jc w:val="left"/>
+      </w:pPr>
+      <w:r>
+        <w:rPr>
+          <w:rFonts w:ascii="Microsoft YaHei" w:eastAsia="微软雅黑" w:hAnsi="Microsoft YaHei"/>
+          <w:sz w:val="21"/>
+          <w:szCs w:val="21"/>
+        </w:rPr>
+        <w:t xml:space="preserve">·  数据：任务日志可能含目标敏感信息，导出和共享前先脱敏</w:t>
+      </w:r>
+    </w:p>
+    <w:p>
+      <w:pPr>
+        <w:pStyle w:val="Heading1"/>
+        <w:keepNext/>
+        <w:spacing w:after="160" w:before="320" w:line="300"/>
+      </w:pPr>
+      <w:bookmarkStart w:name="_Toc32" w:id="32"/>
+      <w:r>
+        <w:rPr>
+          <w:rFonts w:ascii="Microsoft YaHei" w:eastAsia="微软雅黑" w:hAnsi="Microsoft YaHei"/>
+          <w:b/>
+          <w:bCs/>
+          <w:color w:val="1A1A1A"/>
+          <w:sz w:val="30"/>
+          <w:szCs w:val="30"/>
+        </w:rPr>
+        <w:t xml:space="preserve">11　常见问题</w:t>
+      </w:r>
+      <w:bookmarkEnd w:id="32"/>
     </w:p>
     <w:p>
       <w:pPr>
@@ -4972,7 +4962,7 @@
         <w:keepNext/>
         <w:spacing w:after="100" w:before="220" w:line="300"/>
       </w:pPr>
-      <w:bookmarkStart w:name="_Toc36" w:id="36"/>
+      <w:bookmarkStart w:name="_Toc33" w:id="33"/>
       <w:r>
         <w:rPr>
           <w:rFonts w:ascii="Microsoft YaHei" w:eastAsia="微软雅黑" w:hAnsi="Microsoft YaHei"/>
@@ -4982,9 +4972,9 @@
           <w:sz w:val="24"/>
           <w:szCs w:val="24"/>
         </w:rPr>
-        <w:t xml:space="preserve">11.5　内存不足 / 容器反复重启</w:t>
-      </w:r>
-      <w:bookmarkEnd w:id="36"/>
+        <w:t xml:space="preserve">11.1　启动时报端口被占用</w:t>
+      </w:r>
+      <w:bookmarkEnd w:id="33"/>
     </w:p>
     <w:p>
       <w:pPr>
@@ -5000,7 +4990,7 @@
           <w:sz w:val="21"/>
           <w:szCs w:val="21"/>
         </w:rPr>
-        <w:t xml:space="preserve">沙箱和数据库都吃内存。至少给 8 GB；限制同时运行的任务流数量；关闭不用的 Graphiti、Langfuse 可选组件。</w:t>
+        <w:t xml:space="preserve">常见是 5432。改 .env 里的 PGVECTOR_LISTEN_PORT（如 15432）、POSTGRES_EXPORTER_LISTEN_PORT、SCRAPER_LISTEN_PORT 后重新 up -d。</w:t>
       </w:r>
     </w:p>
     <w:p>
@@ -5009,7 +4999,7 @@
         <w:keepNext/>
         <w:spacing w:after="100" w:before="220" w:line="300"/>
       </w:pPr>
-      <w:bookmarkStart w:name="_Toc37" w:id="37"/>
+      <w:bookmarkStart w:name="_Toc34" w:id="34"/>
       <w:r>
         <w:rPr>
           <w:rFonts w:ascii="Microsoft YaHei" w:eastAsia="微软雅黑" w:hAnsi="Microsoft YaHei"/>
@@ -5019,9 +5009,9 @@
           <w:sz w:val="24"/>
           <w:szCs w:val="24"/>
         </w:rPr>
-        <w:t xml:space="preserve">11.6　界面想用中文</w:t>
-      </w:r>
-      <w:bookmarkEnd w:id="37"/>
+        <w:t xml:space="preserve">11.2　镜像拉取很慢或失败</w:t>
+      </w:r>
+      <w:bookmarkEnd w:id="34"/>
     </w:p>
     <w:p>
       <w:pPr>
@@ -5037,6 +5027,154 @@
           <w:sz w:val="21"/>
           <w:szCs w:val="21"/>
         </w:rPr>
+        <w:t xml:space="preserve">配置 Docker 镜像加速，或先在能正常拉取的机器上 docker save / docker load。pentagi.com 的安装器下载也很慢，可改用 compose 方式。</w:t>
+      </w:r>
+    </w:p>
+    <w:p>
+      <w:pPr>
+        <w:pStyle w:val="Heading2"/>
+        <w:keepNext/>
+        <w:spacing w:after="100" w:before="220" w:line="300"/>
+      </w:pPr>
+      <w:bookmarkStart w:name="_Toc35" w:id="35"/>
+      <w:r>
+        <w:rPr>
+          <w:rFonts w:ascii="Microsoft YaHei" w:eastAsia="微软雅黑" w:hAnsi="Microsoft YaHei"/>
+          <w:b/>
+          <w:bCs/>
+          <w:color w:val="1A1A1A"/>
+          <w:sz w:val="24"/>
+          <w:szCs w:val="24"/>
+        </w:rPr>
+        <w:t xml:space="preserve">11.3　模型连不上 / 一直重试</w:t>
+      </w:r>
+      <w:bookmarkEnd w:id="35"/>
+    </w:p>
+    <w:p>
+      <w:pPr>
+        <w:spacing w:after="100" w:before="60" w:line="300"/>
+        <w:ind w:firstLine="420"/>
+        <w:jc w:val="both"/>
+      </w:pPr>
+      <w:r>
+        <w:rPr>
+          <w:rFonts w:ascii="Microsoft YaHei" w:eastAsia="微软雅黑" w:hAnsi="Microsoft YaHei"/>
+          <w:b w:val="false"/>
+          <w:bCs w:val="false"/>
+          <w:sz w:val="21"/>
+          <w:szCs w:val="21"/>
+        </w:rPr>
+        <w:t xml:space="preserve">先在“服务商 → 测试”里验证连通性；确认 Base URL 是否带 /v1、模型名是否存在于该账号；国内访问 OpenAI/Anthropic 需代理。</w:t>
+      </w:r>
+    </w:p>
+    <w:p>
+      <w:pPr>
+        <w:pStyle w:val="Heading2"/>
+        <w:keepNext/>
+        <w:spacing w:after="100" w:before="220" w:line="300"/>
+      </w:pPr>
+      <w:bookmarkStart w:name="_Toc36" w:id="36"/>
+      <w:r>
+        <w:rPr>
+          <w:rFonts w:ascii="Microsoft YaHei" w:eastAsia="微软雅黑" w:hAnsi="Microsoft YaHei"/>
+          <w:b/>
+          <w:bCs/>
+          <w:color w:val="1A1A1A"/>
+          <w:sz w:val="24"/>
+          <w:szCs w:val="24"/>
+        </w:rPr>
+        <w:t xml:space="preserve">11.4　任务卡住或反复调同一个工具</w:t>
+      </w:r>
+      <w:bookmarkEnd w:id="36"/>
+    </w:p>
+    <w:p>
+      <w:pPr>
+        <w:spacing w:after="100" w:before="60" w:line="300"/>
+        <w:ind w:firstLine="420"/>
+        <w:jc w:val="both"/>
+      </w:pPr>
+      <w:r>
+        <w:rPr>
+          <w:rFonts w:ascii="Microsoft YaHei" w:eastAsia="微软雅黑" w:hAnsi="Microsoft YaHei"/>
+          <w:b w:val="false"/>
+          <w:bCs w:val="false"/>
+          <w:sz w:val="21"/>
+          <w:szCs w:val="21"/>
+        </w:rPr>
+        <w:t xml:space="preserve">弱模型容易绕圈。换更强的模型；或在设置里提高执行监控强度（EXECUTION_MONITOR_ENABLED）、开启任务规划（AGENT_PLANNING_STEP_ENABLED）。</w:t>
+      </w:r>
+    </w:p>
+    <w:p>
+      <w:pPr>
+        <w:pStyle w:val="Heading2"/>
+        <w:keepNext/>
+        <w:spacing w:after="100" w:before="220" w:line="300"/>
+      </w:pPr>
+      <w:bookmarkStart w:name="_Toc37" w:id="37"/>
+      <w:r>
+        <w:rPr>
+          <w:rFonts w:ascii="Microsoft YaHei" w:eastAsia="微软雅黑" w:hAnsi="Microsoft YaHei"/>
+          <w:b/>
+          <w:bCs/>
+          <w:color w:val="1A1A1A"/>
+          <w:sz w:val="24"/>
+          <w:szCs w:val="24"/>
+        </w:rPr>
+        <w:t xml:space="preserve">11.5　内存不足 / 容器反复重启</w:t>
+      </w:r>
+      <w:bookmarkEnd w:id="37"/>
+    </w:p>
+    <w:p>
+      <w:pPr>
+        <w:spacing w:after="100" w:before="60" w:line="300"/>
+        <w:ind w:firstLine="420"/>
+        <w:jc w:val="both"/>
+      </w:pPr>
+      <w:r>
+        <w:rPr>
+          <w:rFonts w:ascii="Microsoft YaHei" w:eastAsia="微软雅黑" w:hAnsi="Microsoft YaHei"/>
+          <w:b w:val="false"/>
+          <w:bCs w:val="false"/>
+          <w:sz w:val="21"/>
+          <w:szCs w:val="21"/>
+        </w:rPr>
+        <w:t xml:space="preserve">沙箱和数据库都吃内存。至少给 8 GB；限制同时运行的任务流数量；关闭不用的 Graphiti、Langfuse 可选组件。</w:t>
+      </w:r>
+    </w:p>
+    <w:p>
+      <w:pPr>
+        <w:pStyle w:val="Heading2"/>
+        <w:keepNext/>
+        <w:spacing w:after="100" w:before="220" w:line="300"/>
+      </w:pPr>
+      <w:bookmarkStart w:name="_Toc38" w:id="38"/>
+      <w:r>
+        <w:rPr>
+          <w:rFonts w:ascii="Microsoft YaHei" w:eastAsia="微软雅黑" w:hAnsi="Microsoft YaHei"/>
+          <w:b/>
+          <w:bCs/>
+          <w:color w:val="1A1A1A"/>
+          <w:sz w:val="24"/>
+          <w:szCs w:val="24"/>
+        </w:rPr>
+        <w:t xml:space="preserve">11.6　界面想用中文</w:t>
+      </w:r>
+      <w:bookmarkEnd w:id="38"/>
+    </w:p>
+    <w:p>
+      <w:pPr>
+        <w:spacing w:after="100" w:before="60" w:line="300"/>
+        <w:ind w:firstLine="420"/>
+        <w:jc w:val="both"/>
+      </w:pPr>
+      <w:r>
+        <w:rPr>
+          <w:rFonts w:ascii="Microsoft YaHei" w:eastAsia="微软雅黑" w:hAnsi="Microsoft YaHei"/>
+          <w:b w:val="false"/>
+          <w:bCs w:val="false"/>
+          <w:sz w:val="21"/>
+          <w:szCs w:val="21"/>
+        </w:rPr>
         <w:t xml:space="preserve">官方无中文界面。可用前端覆盖层方案（挂载翻译脚本，右下角切换 EN/中文），不改镜像、升级后重新挂载即可。</w:t>
       </w:r>
     </w:p>
@@ -5046,7 +5184,7 @@
         <w:keepNext/>
         <w:spacing w:after="160" w:before="320" w:line="300"/>
       </w:pPr>
-      <w:bookmarkStart w:name="_Toc38" w:id="38"/>
+      <w:bookmarkStart w:name="_Toc39" w:id="39"/>
       <w:r>
         <w:rPr>
           <w:rFonts w:ascii="Microsoft YaHei" w:eastAsia="微软雅黑" w:hAnsi="Microsoft YaHei"/>
@@ -5058,7 +5196,7 @@
         </w:rPr>
         <w:t xml:space="preserve">附录 A　环境变量速查</w:t>
       </w:r>
-      <w:bookmarkEnd w:id="38"/>
+      <w:bookmarkEnd w:id="39"/>
     </w:p>
     <w:tbl>
       <w:tblPr>
@@ -5979,7 +6117,7 @@
         <w:keepNext/>
         <w:spacing w:after="160" w:before="320" w:line="300"/>
       </w:pPr>
-      <w:bookmarkStart w:name="_Toc39" w:id="39"/>
+      <w:bookmarkStart w:name="_Toc40" w:id="40"/>
       <w:r>
         <w:rPr>
           <w:rFonts w:ascii="Microsoft YaHei" w:eastAsia="微软雅黑" w:hAnsi="Microsoft YaHei"/>
@@ -5991,7 +6129,7 @@
         </w:rPr>
         <w:t xml:space="preserve">附录 B　默认端口与目录</w:t>
       </w:r>
-      <w:bookmarkEnd w:id="39"/>
+      <w:bookmarkEnd w:id="40"/>
     </w:p>
     <w:tbl>
       <w:tblPr>
@@ -6447,7 +6585,7 @@
         <w:keepNext/>
         <w:spacing w:after="160" w:before="320" w:line="300"/>
       </w:pPr>
-      <w:bookmarkStart w:name="_Toc40" w:id="40"/>
+      <w:bookmarkStart w:name="_Toc41" w:id="41"/>
       <w:r>
         <w:rPr>
           <w:rFonts w:ascii="Microsoft YaHei" w:eastAsia="微软雅黑" w:hAnsi="Microsoft YaHei"/>
@@ -6459,7 +6597,7 @@
         </w:rPr>
         <w:t xml:space="preserve">附录 C　参考链接与版本记录</w:t>
       </w:r>
-      <w:bookmarkEnd w:id="40"/>
+      <w:bookmarkEnd w:id="41"/>
     </w:p>
     <w:tbl>
       <w:tblPr>
@@ -6915,7 +7053,7 @@
         <w:keepNext/>
         <w:spacing w:after="100" w:before="220" w:line="300"/>
       </w:pPr>
-      <w:bookmarkStart w:name="_Toc41" w:id="41"/>
+      <w:bookmarkStart w:name="_Toc42" w:id="42"/>
       <w:r>
         <w:rPr>
           <w:rFonts w:ascii="Microsoft YaHei" w:eastAsia="微软雅黑" w:hAnsi="Microsoft YaHei"/>
@@ -6927,7 +7065,7 @@
         </w:rPr>
         <w:t xml:space="preserve">版本记录</w:t>
       </w:r>
-      <w:bookmarkEnd w:id="41"/>
+      <w:bookmarkEnd w:id="42"/>
     </w:p>
     <w:tbl>
       <w:tblPr>
@@ -7125,6 +7263,95 @@
                 <w:szCs w:val="19"/>
               </w:rPr>
               <w:t xml:space="preserve">初版：覆盖部署、模型配置、任务流、报告、运维与常见问题</w:t>
+            </w:r>
+          </w:p>
+        </w:tc>
+      </w:tr>
+      <w:tr>
+        <w:trPr>
+          <w:cantSplit/>
+        </w:trPr>
+        <w:tc>
+          <w:tcPr>
+            <w:tcW w:type="pct" w:w="700"/>
+            <w:tcMar>
+              <w:top w:type="dxa" w:w="60"/>
+              <w:left w:type="dxa" w:w="110"/>
+              <w:bottom w:type="dxa" w:w="60"/>
+              <w:right w:type="dxa" w:w="110"/>
+            </w:tcMar>
+            <w:vAlign w:val="center"/>
+          </w:tcPr>
+          <w:p>
+            <w:pPr>
+              <w:spacing w:after="0" w:line="260"/>
+              <w:jc w:val="left"/>
+            </w:pPr>
+            <w:r>
+              <w:rPr>
+                <w:rFonts w:ascii="Microsoft YaHei" w:eastAsia="微软雅黑" w:hAnsi="Microsoft YaHei"/>
+                <w:b w:val="false"/>
+                <w:bCs w:val="false"/>
+                <w:sz w:val="19"/>
+                <w:szCs w:val="19"/>
+              </w:rPr>
+              <w:t xml:space="preserve">v1.1</w:t>
+            </w:r>
+          </w:p>
+        </w:tc>
+        <w:tc>
+          <w:tcPr>
+            <w:tcW w:type="pct" w:w="900"/>
+            <w:tcMar>
+              <w:top w:type="dxa" w:w="60"/>
+              <w:left w:type="dxa" w:w="110"/>
+              <w:bottom w:type="dxa" w:w="60"/>
+              <w:right w:type="dxa" w:w="110"/>
+            </w:tcMar>
+            <w:vAlign w:val="center"/>
+          </w:tcPr>
+          <w:p>
+            <w:pPr>
+              <w:spacing w:after="0" w:line="260"/>
+              <w:jc w:val="left"/>
+            </w:pPr>
+            <w:r>
+              <w:rPr>
+                <w:rFonts w:ascii="Microsoft YaHei" w:eastAsia="微软雅黑" w:hAnsi="Microsoft YaHei"/>
+                <w:b w:val="false"/>
+                <w:bCs w:val="false"/>
+                <w:sz w:val="19"/>
+                <w:szCs w:val="19"/>
+              </w:rPr>
+              <w:t xml:space="preserve">2026-10</w:t>
+            </w:r>
+          </w:p>
+        </w:tc>
+        <w:tc>
+          <w:tcPr>
+            <w:tcW w:type="pct" w:w="3400"/>
+            <w:tcMar>
+              <w:top w:type="dxa" w:w="60"/>
+              <w:left w:type="dxa" w:w="110"/>
+              <w:bottom w:type="dxa" w:w="60"/>
+              <w:right w:type="dxa" w:w="110"/>
+            </w:tcMar>
+            <w:vAlign w:val="center"/>
+          </w:tcPr>
+          <w:p>
+            <w:pPr>
+              <w:spacing w:after="0" w:line="260"/>
+              <w:jc w:val="left"/>
+            </w:pPr>
+            <w:r>
+              <w:rPr>
+                <w:rFonts w:ascii="Microsoft YaHei" w:eastAsia="微软雅黑" w:hAnsi="Microsoft YaHei"/>
+                <w:b w:val="false"/>
+                <w:bCs w:val="false"/>
+                <w:sz w:val="19"/>
+                <w:szCs w:val="19"/>
+              </w:rPr>
+              <w:t xml:space="preserve">补充 OpenCode Go 402/404 排错与 DeepSeek 接入步骤</w:t>
             </w:r>
           </w:p>
         </w:tc>

--- a/docs/PentAGI中文使用手册-v2.2.docx
+++ b/docs/PentAGI中文使用手册-v2.2.docx
@@ -2968,7 +2968,7 @@
                 <w:sz w:val="19"/>
                 <w:szCs w:val="19"/>
               </w:rPr>
-              <w:t xml:space="preserve">账户、模型服务商、提示词、API 令牌</w:t>
+              <w:t xml:space="preserve">账户、模型服务商、提示词、API 令牌、语言切换（或 Alt+L）</w:t>
             </w:r>
           </w:p>
         </w:tc>
@@ -5175,7 +5175,7 @@
           <w:sz w:val="21"/>
           <w:szCs w:val="21"/>
         </w:rPr>
-        <w:t xml:space="preserve">官方无中文界面。可用前端覆盖层方案（挂载翻译脚本，右下角切换 EN/中文），不改镜像、升级后重新挂载即可。</w:t>
+        <w:t xml:space="preserve">官方无中文界面。可用前端覆盖层方案：挂载翻译脚本后，在「设置」页左侧点击「语言」或按 Alt+L 切换中英文，不改镜像；升级镜像后重新挂载即可。</w:t>
       </w:r>
     </w:p>
     <w:p>
